--- a/00_InfoEducatie_2026/Liftrix_Documentatie.docx
+++ b/00_InfoEducatie_2026/Liftrix_Documentatie.docx
@@ -63,7 +63,7 @@
           <w:szCs w:val="24"/>
           <w:lang w:val="fr-FR"/>
         </w:rPr>
-        <w:t>Documentație Tehnică — Concurs InfoEducație 2026</w:t>
+        <w:t>Documentație Tehnică — Concurs InfoEducație 2026 — faza națională</w:t>
       </w:r>
     </w:p>
     <w:p>
@@ -204,7 +204,7 @@
         <w:t xml:space="preserve">Liftrix este o aplicație Android nativă care transformă modul în care sportivii amatori și avansați își planifică, urmăresc și analizează antrenamentele. </w:t>
       </w:r>
       <w:r>
-        <w:t>Combinând arhitectură offline-first cu coaching AI bazat pe Gemini 2.5 și un sistem social motivațional, Liftrix oferă tot ce are nevoie un utilizator dedicat fitness-ului. Aplicația oferă funcționalități gratuite și include infrastructură pentru opțiuni premium prin Google Play Billing.</w:t>
+        <w:t>Combinând arhitectură offline-first cu coaching AI bazat pe Gemini 2.5 și un sistem social motivațional, Liftrix oferă tot ce are nevoie un utilizator dedicat fitness-ului. Aplicația oferă funcționalități gratuite și include infrastructură pentru opțiuni premium prin Google Play Billing. Interfața de upgrade este în prezent în regim preview/fail-closed și nu reprezintă un sistem complet de abonamente funcționale.</w:t>
       </w:r>
     </w:p>
     <w:p>
@@ -284,7 +284,7 @@
         <w:t xml:space="preserve">Maturitate: </w:t>
       </w:r>
       <w:r>
-        <w:t>Release candidat InfoEducație 2026 — 132 commit-uri pe 11 luni de dezvoltare activă; arhitectură Clean Architecture cu 6 straturi, 84 use-case-uri definite ca clase/interfețe în codul sursă, 47 interfețe repository sub domain/repository, 49 interfețe service sub domain/service, 68 DAO-uri și suite de teste unitare/instrumented existente; acoperirea procentuală trebuie citată doar după rularea JaCoCo.</w:t>
+        <w:t>Versiunea curentă declarată în cod este 1.0.1. Repository-ul local verificat conține 149 de commit-uri, de la 7 iunie 2025 până la 18 iulie 2026. Proiectul este organizat modular și include 26 de module Gradle, 76 de entități Room, 2 view-uri, 70 de accesori DAO, 75 de rute tipizate și 19 workeri Hilt.</w:t>
       </w:r>
     </w:p>
     <w:p>
@@ -758,6 +758,45 @@
     </w:p>
     <w:p>
       <w:pPr>
+        <w:pStyle w:val="ListParagraph"/>
+        <w:numPr>
+          <w:ilvl w:val="0"/>
+          <w:numId w:val="2"/>
+        </w:numPr>
+        <w:spacing w:before="40" w:after="80"/>
+      </w:pPr>
+      <w:r>
+        <w:t>Prognoză de forță pe baza progresiei istorice de 1RM și volum</w:t>
+      </w:r>
+    </w:p>
+    <w:p>
+      <w:pPr>
+        <w:pStyle w:val="ListParagraph"/>
+        <w:numPr>
+          <w:ilvl w:val="0"/>
+          <w:numId w:val="2"/>
+        </w:numPr>
+        <w:spacing w:before="40" w:after="80"/>
+      </w:pPr>
+      <w:r>
+        <w:t>Analiză de anomalii pentru detectarea abaterilor neobișnuite în tiparul de antrenament</w:t>
+      </w:r>
+    </w:p>
+    <w:p>
+      <w:pPr>
+        <w:pStyle w:val="ListParagraph"/>
+        <w:numPr>
+          <w:ilvl w:val="0"/>
+          <w:numId w:val="2"/>
+        </w:numPr>
+        <w:spacing w:before="40" w:after="80"/>
+      </w:pPr>
+      <w:r>
+        <w:t>Widget-uri Android native pentru Streak, Consistency și Dashboard, adăugabile pe ecranul principal</w:t>
+      </w:r>
+    </w:p>
+    <w:p>
+      <w:pPr>
         <w:spacing w:after="80"/>
       </w:pPr>
     </w:p>
@@ -807,7 +846,7 @@
         <w:spacing w:before="40" w:after="80"/>
       </w:pPr>
       <w:r>
-        <w:t>Rate limiting (50 mesaje/zi, 100k tokens/lună) + detecție abuz cu filtru fitness-context</w:t>
+        <w:t>Rate limiting configurabil prin Remote Config (implicit orientativ: mesaje/zi și tokens/lună per utilizator, ajustabile fără o nouă versiune de aplicație) + detecție abuz cu filtru fitness-context</w:t>
       </w:r>
     </w:p>
     <w:p>
@@ -831,6 +870,58 @@
     </w:p>
     <w:p>
       <w:pPr>
+        <w:pStyle w:val="ListParagraph"/>
+        <w:numPr>
+          <w:ilvl w:val="0"/>
+          <w:numId w:val="2"/>
+        </w:numPr>
+        <w:spacing w:before="40" w:after="80"/>
+      </w:pPr>
+      <w:r>
+        <w:t>Constructor ghidat de antrenamente: utilizatorul introduce obiectivul, nivelul, echipamentul disponibil, numărul de zile, durata și limitările, iar planul generat de AI este verificat înainte de salvare</w:t>
+      </w:r>
+    </w:p>
+    <w:p>
+      <w:pPr>
+        <w:pStyle w:val="ListParagraph"/>
+        <w:numPr>
+          <w:ilvl w:val="0"/>
+          <w:numId w:val="2"/>
+        </w:numPr>
+        <w:spacing w:before="40" w:after="80"/>
+      </w:pPr>
+      <w:r>
+        <w:t>Modelul AI configurat este gemini-2.5-flash-lite</w:t>
+      </w:r>
+    </w:p>
+    <w:p>
+      <w:pPr>
+        <w:pStyle w:val="ListParagraph"/>
+        <w:numPr>
+          <w:ilvl w:val="0"/>
+          <w:numId w:val="2"/>
+        </w:numPr>
+        <w:spacing w:before="40" w:after="80"/>
+      </w:pPr>
+      <w:r>
+        <w:t>Funcțiile AI cu cost sunt controlate prin App Check, Remote Config și autorizare de administrator în versiunea de concurs</w:t>
+      </w:r>
+    </w:p>
+    <w:p>
+      <w:pPr>
+        <w:pStyle w:val="ListParagraph"/>
+        <w:numPr>
+          <w:ilvl w:val="0"/>
+          <w:numId w:val="2"/>
+        </w:numPr>
+        <w:spacing w:before="40" w:after="80"/>
+      </w:pPr>
+      <w:r>
+        <w:t>Utilizarea AI este înregistrată într-un registru Room separat, pentru trasabilitate</w:t>
+      </w:r>
+    </w:p>
+    <w:p>
+      <w:pPr>
         <w:spacing w:after="80"/>
         <w:rPr>
           <w:lang w:val="fr-FR"/>
@@ -894,6 +985,45 @@
     </w:p>
     <w:p>
       <w:pPr>
+        <w:pStyle w:val="ListParagraph"/>
+        <w:numPr>
+          <w:ilvl w:val="0"/>
+          <w:numId w:val="2"/>
+        </w:numPr>
+        <w:spacing w:before="40" w:after="80"/>
+      </w:pPr>
+      <w:r>
+        <w:t>Partajare de șabloane de antrenament între utilizatori</w:t>
+      </w:r>
+    </w:p>
+    <w:p>
+      <w:pPr>
+        <w:pStyle w:val="ListParagraph"/>
+        <w:numPr>
+          <w:ilvl w:val="0"/>
+          <w:numId w:val="2"/>
+        </w:numPr>
+        <w:spacing w:before="40" w:after="80"/>
+      </w:pPr>
+      <w:r>
+        <w:t>Inbox dedicat pentru șabloanele primite</w:t>
+      </w:r>
+    </w:p>
+    <w:p>
+      <w:pPr>
+        <w:pStyle w:val="ListParagraph"/>
+        <w:numPr>
+          <w:ilvl w:val="0"/>
+          <w:numId w:val="2"/>
+        </w:numPr>
+        <w:spacing w:before="40" w:after="80"/>
+      </w:pPr>
+      <w:r>
+        <w:t>Actualizări optimiste și coadă locală pentru like-uri, salvări, comentarii, raportări și blocări</w:t>
+      </w:r>
+    </w:p>
+    <w:p>
+      <w:pPr>
         <w:spacing w:after="80"/>
       </w:pPr>
     </w:p>
@@ -917,20 +1047,20 @@
         <w:spacing w:before="40" w:after="80"/>
       </w:pPr>
       <w:r>
-        <w:t>Room (SQLite) ca sursă unică de adevăr; WorkManager cu workeri specializați pentru sync, cleanup, export și integritate</w:t>
-      </w:r>
-    </w:p>
-    <w:p>
-      <w:pPr>
-        <w:pStyle w:val="ListParagraph"/>
-        <w:numPr>
-          <w:ilvl w:val="0"/>
-          <w:numId w:val="2"/>
-        </w:numPr>
-        <w:spacing w:before="40" w:after="80"/>
-      </w:pPr>
-      <w:r>
-        <w:t>Conflict resolution last-write-wins prin timestamp-uri de sincronizare, în principal lastModified; în resolverul central, versiunea locală câștigă la egalitate, iar unele fluxuri specializate folosesc strategii proprii.</w:t>
+        <w:t>Room (SQLite) este sursa locală principală de adevăr; sincronizarea este coordonată printr-o coadă locală, SyncCoordinator, WorkManager și UnifiedSyncWorker, cu 19 workeri Hilt specializați pentru sync, cleanup, export și integritate</w:t>
+      </w:r>
+    </w:p>
+    <w:p>
+      <w:pPr>
+        <w:pStyle w:val="ListParagraph"/>
+        <w:numPr>
+          <w:ilvl w:val="0"/>
+          <w:numId w:val="2"/>
+        </w:numPr>
+        <w:spacing w:before="40" w:after="80"/>
+      </w:pPr>
+      <w:r>
+        <w:t>Conflict resolution last-write-wins prin timestamp-uri de sincronizare, în principal lastModified; în resolverul central, versiunea locală câștigă la egalitate, iar unele entități pot folosi strategii specializate de rezolvare.</w:t>
       </w:r>
     </w:p>
     <w:p>
@@ -984,6 +1114,7 @@
         <w:spacing w:before="40" w:after="80"/>
       </w:pPr>
       <w:r>
+        <w:lastRenderedPageBreak/>
         <w:t>Rotirea ecranului este gestionată prin ViewModel care supraviețuiește configuration changes, fără pierdere de date sau resetarea stării sesiunii active</w:t>
       </w:r>
     </w:p>
@@ -1127,12 +1258,12 @@
         <w:tblLook w:val="0000" w:firstRow="0" w:lastRow="0" w:firstColumn="0" w:lastColumn="0" w:noHBand="0" w:noVBand="0"/>
       </w:tblPr>
       <w:tblGrid>
-        <w:gridCol w:w="2068"/>
-        <w:gridCol w:w="1482"/>
+        <w:gridCol w:w="1889"/>
+        <w:gridCol w:w="2041"/>
         <w:gridCol w:w="1311"/>
-        <w:gridCol w:w="1193"/>
-        <w:gridCol w:w="2499"/>
-        <w:gridCol w:w="1193"/>
+        <w:gridCol w:w="1138"/>
+        <w:gridCol w:w="2229"/>
+        <w:gridCol w:w="1138"/>
       </w:tblGrid>
       <w:tr>
         <w:tc>
@@ -2307,7 +2438,7 @@
                 <w:sz w:val="18"/>
                 <w:szCs w:val="18"/>
               </w:rPr>
-              <w:t>✅ Gratuit + AI Pro</w:t>
+              <w:t>✅ Gratuit + AI opțional și controlat</w:t>
             </w:r>
           </w:p>
         </w:tc>
@@ -2652,7 +2783,8 @@
         <w:spacing w:before="60" w:after="120"/>
       </w:pPr>
       <w:r>
-        <w:t>Liftrix implementează Clean Architecture cu MVVM + elemente MVI, organizat pe 6 straturi cu dependențe unidirecționale stricte. Arhitectura asigură testabilitate completă și separare clară a responsabilităților.</w:t>
+        <w:lastRenderedPageBreak/>
+        <w:t>Liftrix implementează Clean Architecture cu MVVM + elemente MVI, organizat pe 6 straturi cu dependențe unidirecționale stricte, în 26 de module Gradle. Arhitectura asigură testabilitate completă și separare clară a responsabilităților.</w:t>
       </w:r>
     </w:p>
     <w:p>
@@ -2677,7 +2809,7 @@
         <w:t xml:space="preserve">UI Layer (Jetpack Compose): </w:t>
       </w:r>
       <w:r>
-        <w:t>71 apeluri type-safe composable în UnifiedNavigationContainer și 61 subclase LiftrixRoute definite în modelul de navigare, ViewModels, navigare type-safe cu rute serializabile, WindowSizeClass pentru adaptare responsive</w:t>
+        <w:t>75 destinații tipizate înregistrate în UnifiedNavigationContainer și 75 subclase LiftrixRoute definite în modelul de navigare, ViewModels, navigare type-safe cu rute serializabile, WindowSizeClass pentru adaptare responsive</w:t>
       </w:r>
     </w:p>
     <w:p>
@@ -2717,7 +2849,7 @@
         <w:t xml:space="preserve">Use Case Layer: </w:t>
       </w:r>
       <w:r>
-        <w:t>84 use case-uri definite ca clase/interfețe în sursa principală; wrapper LiftrixResult&lt;T&gt; pentru error handling tipizat</w:t>
+        <w:t>Use case-uri definite ca clase/interfețe în sursa principală; wrapper LiftrixResult&lt;T&gt; pentru error handling tipizat</w:t>
       </w:r>
     </w:p>
     <w:p>
@@ -2737,7 +2869,7 @@
         <w:t xml:space="preserve">Repository Layer: </w:t>
       </w:r>
       <w:r>
-        <w:t>47 interfețe definite în domeniu; implementările depind de DAO + Firebase, nu invers</w:t>
+        <w:t>Interfețe de repository definite în domeniu; implementările depind de DAO + Firebase, nu invers</w:t>
       </w:r>
     </w:p>
     <w:p>
@@ -2757,7 +2889,7 @@
         <w:t xml:space="preserve">DAO Layer: </w:t>
       </w:r>
       <w:r>
-        <w:t>68 DAO-uri/accessors cu filtrare obligatorie per userId (securitate la nivel de query)</w:t>
+        <w:t>70 de accesori DAO cu filtrare obligatorie per userId (securitate la nivel de query)</w:t>
       </w:r>
     </w:p>
     <w:p>
@@ -2777,7 +2909,7 @@
         <w:t xml:space="preserve">Room Database: </w:t>
       </w:r>
       <w:r>
-        <w:t>69 entități Room înregistrate cu metadata de sincronizare; migrări de schemă versionat</w:t>
+        <w:t>76 de entități Room și 2 view-uri, înregistrate cu metadata de sincronizare; schema este la versiunea 14; baza folosește un fișier versionat pentru schimbările de schemă, fără migrații înregistrate în configurația curentă.</w:t>
       </w:r>
     </w:p>
     <w:p>
@@ -2794,10 +2926,10 @@
           <w:b/>
           <w:bCs/>
         </w:rPr>
-        <w:t xml:space="preserve">Firebase/Google services integrate: </w:t>
-      </w:r>
-      <w:r>
-        <w:t>Auth, Firestore, Realtime Database, Storage, Analytics, Crashlytics, Performance, Remote Config, Messaging, Functions, App Check și Firebase AI.</w:t>
+        <w:t xml:space="preserve">Firebase/Google services declarate: </w:t>
+      </w:r>
+      <w:r>
+        <w:t>Auth, Firestore, Storage, Analytics, Crashlytics, Performance, Remote Config, Messaging, Functions, App Check și Firebase AI. Realtime Database este prezentă ca dependență, dar nu este sursa principală de date.</w:t>
       </w:r>
     </w:p>
     <w:p>
@@ -2817,7 +2949,17 @@
           <w:b/>
           <w:bCs/>
         </w:rPr>
-        <w:t>UI → Event → ViewModel → UseCase → Repository → DAO/Firebase → StateFlow → UI</w:t>
+        <w:t>UI → ViewModel → Use Case/Repository → Room</w:t>
+      </w:r>
+      <w:r>
+        <w:t xml:space="preserve">, cu sincronizare pe fluxul </w:t>
+      </w:r>
+      <w:r>
+        <w:rPr>
+          <w:b/>
+          <w:bCs/>
+        </w:rPr>
+        <w:t>Coadă locală → SyncCoordinator/WorkManager → Firebase → Room</w:t>
       </w:r>
       <w:r>
         <w:t>. Niciun strat nu cunoaște detaliile implementării stratului superior. Injecția dependențelor este gestionată de Hilt prin module consolidate.</w:t>
@@ -3262,454 +3404,454 @@
                 <w:sz w:val="17"/>
                 <w:szCs w:val="17"/>
               </w:rPr>
+              <w:t xml:space="preserve">    errorMapper = { throwable -&gt;</w:t>
+            </w:r>
+          </w:p>
+          <w:p>
+            <w:r>
+              <w:rPr>
+                <w:rFonts w:ascii="Courier New" w:hAnsi="Courier New" w:cs="Courier New"/>
+                <w:color w:val="1B2631"/>
+                <w:sz w:val="17"/>
+                <w:szCs w:val="17"/>
+              </w:rPr>
+              <w:t xml:space="preserve">        LiftrixError.BusinessLogicError(</w:t>
+            </w:r>
+          </w:p>
+          <w:p>
+            <w:r>
+              <w:rPr>
+                <w:rFonts w:ascii="Courier New" w:hAnsi="Courier New" w:cs="Courier New"/>
+                <w:color w:val="1B2631"/>
+                <w:sz w:val="17"/>
+                <w:szCs w:val="17"/>
+              </w:rPr>
+              <w:t xml:space="preserve">            code = "GET_SESSION_FOR_EDITING_FAILED",</w:t>
+            </w:r>
+          </w:p>
+          <w:p>
+            <w:r>
+              <w:rPr>
+                <w:rFonts w:ascii="Courier New" w:hAnsi="Courier New" w:cs="Courier New"/>
+                <w:color w:val="1B2631"/>
+                <w:sz w:val="17"/>
+                <w:szCs w:val="17"/>
+              </w:rPr>
+              <w:t xml:space="preserve">            errorMessage = "Failed to load workout session for editing: ${throwable.message}",</w:t>
+            </w:r>
+          </w:p>
+          <w:p>
+            <w:r>
+              <w:rPr>
+                <w:rFonts w:ascii="Courier New" w:hAnsi="Courier New" w:cs="Courier New"/>
+                <w:color w:val="1B2631"/>
+                <w:sz w:val="17"/>
+                <w:szCs w:val="17"/>
+              </w:rPr>
+              <w:t xml:space="preserve">            analyticsContext = mapOf(</w:t>
+            </w:r>
+          </w:p>
+          <w:p>
+            <w:r>
+              <w:rPr>
+                <w:rFonts w:ascii="Courier New" w:hAnsi="Courier New" w:cs="Courier New"/>
+                <w:color w:val="1B2631"/>
+                <w:sz w:val="17"/>
+                <w:szCs w:val="17"/>
+              </w:rPr>
+              <w:t xml:space="preserve">                "operation" to "GET_SESSION_FOR_EDITING",</w:t>
+            </w:r>
+          </w:p>
+          <w:p>
+            <w:r>
+              <w:rPr>
+                <w:rFonts w:ascii="Courier New" w:hAnsi="Courier New" w:cs="Courier New"/>
+                <w:color w:val="1B2631"/>
+                <w:sz w:val="17"/>
+                <w:szCs w:val="17"/>
+              </w:rPr>
+              <w:t xml:space="preserve">                "session_id" to sessionId.value,</w:t>
+            </w:r>
+          </w:p>
+          <w:p>
+            <w:r>
+              <w:rPr>
+                <w:rFonts w:ascii="Courier New" w:hAnsi="Courier New" w:cs="Courier New"/>
+                <w:color w:val="1B2631"/>
+                <w:sz w:val="17"/>
+                <w:szCs w:val="17"/>
+              </w:rPr>
+              <w:t xml:space="preserve">                "user_id" to userId</w:t>
+            </w:r>
+          </w:p>
+          <w:p>
+            <w:r>
+              <w:rPr>
+                <w:rFonts w:ascii="Courier New" w:hAnsi="Courier New" w:cs="Courier New"/>
+                <w:color w:val="1B2631"/>
+                <w:sz w:val="17"/>
+                <w:szCs w:val="17"/>
+              </w:rPr>
+              <w:t xml:space="preserve">            )</w:t>
+            </w:r>
+          </w:p>
+          <w:p>
+            <w:r>
+              <w:rPr>
+                <w:rFonts w:ascii="Courier New" w:hAnsi="Courier New" w:cs="Courier New"/>
+                <w:color w:val="1B2631"/>
+                <w:sz w:val="17"/>
+                <w:szCs w:val="17"/>
+              </w:rPr>
+              <w:t xml:space="preserve">        )</w:t>
+            </w:r>
+          </w:p>
+          <w:p>
+            <w:r>
+              <w:rPr>
+                <w:rFonts w:ascii="Courier New" w:hAnsi="Courier New" w:cs="Courier New"/>
+                <w:color w:val="1B2631"/>
+                <w:sz w:val="17"/>
+                <w:szCs w:val="17"/>
+              </w:rPr>
+              <w:t xml:space="preserve">    }</w:t>
+            </w:r>
+          </w:p>
+          <w:p>
+            <w:r>
+              <w:rPr>
+                <w:rFonts w:ascii="Courier New" w:hAnsi="Courier New" w:cs="Courier New"/>
+                <w:color w:val="1B2631"/>
+                <w:sz w:val="17"/>
+                <w:szCs w:val="17"/>
+              </w:rPr>
+              <w:t>) {</w:t>
+            </w:r>
+          </w:p>
+          <w:p>
+            <w:r>
+              <w:rPr>
+                <w:rFonts w:ascii="Courier New" w:hAnsi="Courier New" w:cs="Courier New"/>
+                <w:color w:val="1B2631"/>
+                <w:sz w:val="17"/>
+                <w:szCs w:val="17"/>
+              </w:rPr>
+              <w:t xml:space="preserve">    require(userId.isNotBlank()) { "User ID cannot be blank" }</w:t>
+            </w:r>
+          </w:p>
+          <w:p>
+            <w:r>
+              <w:rPr>
+                <w:rFonts w:ascii="Courier New" w:hAnsi="Courier New" w:cs="Courier New"/>
+                <w:color w:val="1B2631"/>
+                <w:sz w:val="17"/>
+                <w:szCs w:val="17"/>
+              </w:rPr>
+              <w:t xml:space="preserve">    require(sessionId.value.isNotBlank()) { "Session ID cannot be blank" }</w:t>
+            </w:r>
+          </w:p>
+          <w:p/>
+          <w:p>
+            <w:r>
+              <w:rPr>
+                <w:rFonts w:ascii="Courier New" w:hAnsi="Courier New" w:cs="Courier New"/>
+                <w:color w:val="1B2631"/>
+                <w:sz w:val="17"/>
+                <w:szCs w:val="17"/>
+              </w:rPr>
+              <w:t xml:space="preserve">    val session = workoutRepository.getWorkoutById(sessionId, userId).getOrThrow()</w:t>
+            </w:r>
+          </w:p>
+          <w:p>
+            <w:r>
+              <w:rPr>
+                <w:rFonts w:ascii="Courier New" w:hAnsi="Courier New" w:cs="Courier New"/>
+                <w:color w:val="1B2631"/>
+                <w:sz w:val="17"/>
+                <w:szCs w:val="17"/>
+              </w:rPr>
+              <w:t xml:space="preserve">        ?: throw LiftrixError.NotFoundError(</w:t>
+            </w:r>
+          </w:p>
+          <w:p>
+            <w:r>
+              <w:rPr>
+                <w:rFonts w:ascii="Courier New" w:hAnsi="Courier New" w:cs="Courier New"/>
+                <w:color w:val="1B2631"/>
+                <w:sz w:val="17"/>
+                <w:szCs w:val="17"/>
+              </w:rPr>
+              <w:t xml:space="preserve">            errorMessage = "Workout session not found or access denied",</w:t>
+            </w:r>
+          </w:p>
+          <w:p>
+            <w:r>
+              <w:rPr>
+                <w:rFonts w:ascii="Courier New" w:hAnsi="Courier New" w:cs="Courier New"/>
+                <w:color w:val="1B2631"/>
+                <w:sz w:val="17"/>
+                <w:szCs w:val="17"/>
+              </w:rPr>
+              <w:t xml:space="preserve">            resourceType = "workout_session",</w:t>
+            </w:r>
+          </w:p>
+          <w:p>
+            <w:r>
+              <w:rPr>
+                <w:rFonts w:ascii="Courier New" w:hAnsi="Courier New" w:cs="Courier New"/>
+                <w:color w:val="1B2631"/>
+                <w:sz w:val="17"/>
+                <w:szCs w:val="17"/>
+              </w:rPr>
+              <w:t xml:space="preserve">            resourceId = sessionId.value</w:t>
+            </w:r>
+          </w:p>
+          <w:p>
+            <w:r>
+              <w:rPr>
+                <w:rFonts w:ascii="Courier New" w:hAnsi="Courier New" w:cs="Courier New"/>
+                <w:color w:val="1B2631"/>
+                <w:sz w:val="17"/>
+                <w:szCs w:val="17"/>
+              </w:rPr>
+              <w:t xml:space="preserve">        )</w:t>
+            </w:r>
+          </w:p>
+          <w:p/>
+          <w:p>
+            <w:r>
+              <w:rPr>
+                <w:rFonts w:ascii="Courier New" w:hAnsi="Courier New" w:cs="Courier New"/>
+                <w:color w:val="1B2631"/>
+                <w:sz w:val="17"/>
+                <w:szCs w:val="17"/>
+              </w:rPr>
+              <w:t xml:space="preserve">    if (session.userId != userId &amp;&amp; !allowCrossUserEditing) {</w:t>
+            </w:r>
+          </w:p>
+          <w:p>
+            <w:r>
+              <w:rPr>
+                <w:rFonts w:ascii="Courier New" w:hAnsi="Courier New" w:cs="Courier New"/>
+                <w:color w:val="1B2631"/>
+                <w:sz w:val="17"/>
+                <w:szCs w:val="17"/>
+              </w:rPr>
+              <w:t xml:space="preserve">        throw LiftrixError.PermissionError(</w:t>
+            </w:r>
+          </w:p>
+          <w:p>
+            <w:r>
+              <w:rPr>
+                <w:rFonts w:ascii="Courier New" w:hAnsi="Courier New" w:cs="Courier New"/>
+                <w:color w:val="1B2631"/>
+                <w:sz w:val="17"/>
+                <w:szCs w:val="17"/>
+              </w:rPr>
+              <w:t xml:space="preserve">            errorMessage = "User does not own this workout",</w:t>
+            </w:r>
+          </w:p>
+          <w:p>
+            <w:r>
+              <w:rPr>
+                <w:rFonts w:ascii="Courier New" w:hAnsi="Courier New" w:cs="Courier New"/>
+                <w:color w:val="1B2631"/>
+                <w:sz w:val="17"/>
+                <w:szCs w:val="17"/>
+              </w:rPr>
+              <w:t xml:space="preserve">            permission = "EDIT_WORKOUT",</w:t>
+            </w:r>
+          </w:p>
+          <w:p>
+            <w:r>
+              <w:rPr>
+                <w:rFonts w:ascii="Courier New" w:hAnsi="Courier New" w:cs="Courier New"/>
+                <w:color w:val="1B2631"/>
+                <w:sz w:val="17"/>
+                <w:szCs w:val="17"/>
+              </w:rPr>
+              <w:t xml:space="preserve">            analyticsContext = mapOf("workout_id" to sessionId.value, "user_id" to userId)</w:t>
+            </w:r>
+          </w:p>
+          <w:p>
+            <w:r>
+              <w:rPr>
+                <w:rFonts w:ascii="Courier New" w:hAnsi="Courier New" w:cs="Courier New"/>
+                <w:color w:val="1B2631"/>
+                <w:sz w:val="17"/>
+                <w:szCs w:val="17"/>
+              </w:rPr>
+              <w:t xml:space="preserve">        )</w:t>
+            </w:r>
+          </w:p>
+          <w:p>
+            <w:r>
+              <w:rPr>
+                <w:rFonts w:ascii="Courier New" w:hAnsi="Courier New" w:cs="Courier New"/>
+                <w:color w:val="1B2631"/>
+                <w:sz w:val="17"/>
+                <w:szCs w:val="17"/>
+              </w:rPr>
+              <w:t xml:space="preserve">    }</w:t>
+            </w:r>
+          </w:p>
+          <w:p/>
+          <w:p>
+            <w:r>
+              <w:rPr>
+                <w:rFonts w:ascii="Courier New" w:hAnsi="Courier New" w:cs="Courier New"/>
+                <w:color w:val="1B2631"/>
+                <w:sz w:val="17"/>
+                <w:szCs w:val="17"/>
+              </w:rPr>
+              <w:t xml:space="preserve">    WorkoutSessionEditingData(</w:t>
+            </w:r>
+          </w:p>
+          <w:p>
+            <w:r>
+              <w:rPr>
+                <w:rFonts w:ascii="Courier New" w:hAnsi="Courier New" w:cs="Courier New"/>
+                <w:color w:val="1B2631"/>
+                <w:sz w:val="17"/>
+                <w:szCs w:val="17"/>
+              </w:rPr>
+              <w:t xml:space="preserve">        session = session,</w:t>
+            </w:r>
+          </w:p>
+          <w:p>
+            <w:r>
+              <w:rPr>
+                <w:rFonts w:ascii="Courier New" w:hAnsi="Courier New" w:cs="Courier New"/>
+                <w:color w:val="1B2631"/>
+                <w:sz w:val="17"/>
+                <w:szCs w:val="17"/>
+              </w:rPr>
+              <w:t xml:space="preserve">        originalCreatedAt = session.createdAt,</w:t>
+            </w:r>
+          </w:p>
+          <w:p>
+            <w:r>
+              <w:rPr>
+                <w:rFonts w:ascii="Courier New" w:hAnsi="Courier New" w:cs="Courier New"/>
+                <w:color w:val="1B2631"/>
+                <w:sz w:val="17"/>
+                <w:szCs w:val="17"/>
+              </w:rPr>
+              <w:t xml:space="preserve">        lastModified = session.updatedAt,</w:t>
+            </w:r>
+          </w:p>
+          <w:p>
+            <w:r>
+              <w:rPr>
+                <w:rFonts w:ascii="Courier New" w:hAnsi="Courier New" w:cs="Courier New"/>
+                <w:color w:val="1B2631"/>
+                <w:sz w:val="17"/>
+                <w:szCs w:val="17"/>
+              </w:rPr>
+              <w:t xml:space="preserve">        isHistoricalSession = session.status == WorkoutStatus.COMPLETED,</w:t>
+            </w:r>
+          </w:p>
+          <w:p>
+            <w:pPr>
+              <w:rPr>
+                <w:lang w:val="fr-FR"/>
+              </w:rPr>
+            </w:pPr>
+            <w:r>
+              <w:rPr>
+                <w:rFonts w:ascii="Courier New" w:hAnsi="Courier New" w:cs="Courier New"/>
+                <w:color w:val="1B2631"/>
+                <w:sz w:val="17"/>
+                <w:szCs w:val="17"/>
+              </w:rPr>
+              <w:t xml:space="preserve">        </w:t>
+            </w:r>
+            <w:r>
+              <w:rPr>
+                <w:rFonts w:ascii="Courier New" w:hAnsi="Courier New" w:cs="Courier New"/>
+                <w:color w:val="1B2631"/>
+                <w:sz w:val="17"/>
+                <w:szCs w:val="17"/>
+                <w:lang w:val="fr-FR"/>
+              </w:rPr>
+              <w:t>totalExercises = session.exercises.size,</w:t>
+            </w:r>
+          </w:p>
+          <w:p>
+            <w:pPr>
+              <w:rPr>
+                <w:lang w:val="fr-FR"/>
+              </w:rPr>
+            </w:pPr>
+            <w:r>
+              <w:rPr>
+                <w:rFonts w:ascii="Courier New" w:hAnsi="Courier New" w:cs="Courier New"/>
+                <w:color w:val="1B2631"/>
+                <w:sz w:val="17"/>
+                <w:szCs w:val="17"/>
+                <w:lang w:val="fr-FR"/>
+              </w:rPr>
+              <w:t xml:space="preserve">        totalSets = session.exercises.sumOf { it.sets.size },</w:t>
+            </w:r>
+          </w:p>
+          <w:p>
+            <w:pPr>
+              <w:rPr>
+                <w:lang w:val="fr-FR"/>
+              </w:rPr>
+            </w:pPr>
+            <w:r>
+              <w:rPr>
+                <w:rFonts w:ascii="Courier New" w:hAnsi="Courier New" w:cs="Courier New"/>
+                <w:color w:val="1B2631"/>
+                <w:sz w:val="17"/>
+                <w:szCs w:val="17"/>
+                <w:lang w:val="fr-FR"/>
+              </w:rPr>
+              <w:t xml:space="preserve">        completedSets = session.exercises.sumOf { exercise -&gt;</w:t>
+            </w:r>
+          </w:p>
+          <w:p>
+            <w:r>
+              <w:rPr>
+                <w:rFonts w:ascii="Courier New" w:hAnsi="Courier New" w:cs="Courier New"/>
+                <w:color w:val="1B2631"/>
+                <w:sz w:val="17"/>
+                <w:szCs w:val="17"/>
+                <w:lang w:val="fr-FR"/>
+              </w:rPr>
+              <w:t xml:space="preserve">            </w:t>
+            </w:r>
+            <w:r>
+              <w:rPr>
+                <w:rFonts w:ascii="Courier New" w:hAnsi="Courier New" w:cs="Courier New"/>
+                <w:color w:val="1B2631"/>
+                <w:sz w:val="17"/>
+                <w:szCs w:val="17"/>
+              </w:rPr>
+              <w:t>exercise.sets.count { it.completedAt != null }</w:t>
+            </w:r>
+          </w:p>
+          <w:p>
+            <w:r>
+              <w:rPr>
+                <w:rFonts w:ascii="Courier New" w:hAnsi="Courier New" w:cs="Courier New"/>
+                <w:color w:val="1B2631"/>
+                <w:sz w:val="17"/>
+                <w:szCs w:val="17"/>
+              </w:rPr>
+              <w:t xml:space="preserve">        },</w:t>
+            </w:r>
+          </w:p>
+          <w:p>
+            <w:r>
+              <w:rPr>
+                <w:rFonts w:ascii="Courier New" w:hAnsi="Courier New" w:cs="Courier New"/>
+                <w:color w:val="1B2631"/>
+                <w:sz w:val="17"/>
+                <w:szCs w:val="17"/>
+              </w:rPr>
               <w:lastRenderedPageBreak/>
-              <w:t xml:space="preserve">    errorMapper = { throwable -&gt;</w:t>
-            </w:r>
-          </w:p>
-          <w:p>
-            <w:r>
-              <w:rPr>
-                <w:rFonts w:ascii="Courier New" w:hAnsi="Courier New" w:cs="Courier New"/>
-                <w:color w:val="1B2631"/>
-                <w:sz w:val="17"/>
-                <w:szCs w:val="17"/>
-              </w:rPr>
-              <w:t xml:space="preserve">        LiftrixError.BusinessLogicError(</w:t>
-            </w:r>
-          </w:p>
-          <w:p>
-            <w:r>
-              <w:rPr>
-                <w:rFonts w:ascii="Courier New" w:hAnsi="Courier New" w:cs="Courier New"/>
-                <w:color w:val="1B2631"/>
-                <w:sz w:val="17"/>
-                <w:szCs w:val="17"/>
-              </w:rPr>
-              <w:t xml:space="preserve">            code = "GET_SESSION_FOR_EDITING_FAILED",</w:t>
-            </w:r>
-          </w:p>
-          <w:p>
-            <w:r>
-              <w:rPr>
-                <w:rFonts w:ascii="Courier New" w:hAnsi="Courier New" w:cs="Courier New"/>
-                <w:color w:val="1B2631"/>
-                <w:sz w:val="17"/>
-                <w:szCs w:val="17"/>
-              </w:rPr>
-              <w:t xml:space="preserve">            errorMessage = "Failed to load workout session for editing: ${throwable.message}",</w:t>
-            </w:r>
-          </w:p>
-          <w:p>
-            <w:r>
-              <w:rPr>
-                <w:rFonts w:ascii="Courier New" w:hAnsi="Courier New" w:cs="Courier New"/>
-                <w:color w:val="1B2631"/>
-                <w:sz w:val="17"/>
-                <w:szCs w:val="17"/>
-              </w:rPr>
-              <w:t xml:space="preserve">            analyticsContext = mapOf(</w:t>
-            </w:r>
-          </w:p>
-          <w:p>
-            <w:r>
-              <w:rPr>
-                <w:rFonts w:ascii="Courier New" w:hAnsi="Courier New" w:cs="Courier New"/>
-                <w:color w:val="1B2631"/>
-                <w:sz w:val="17"/>
-                <w:szCs w:val="17"/>
-              </w:rPr>
-              <w:t xml:space="preserve">                "operation" to "GET_SESSION_FOR_EDITING",</w:t>
-            </w:r>
-          </w:p>
-          <w:p>
-            <w:r>
-              <w:rPr>
-                <w:rFonts w:ascii="Courier New" w:hAnsi="Courier New" w:cs="Courier New"/>
-                <w:color w:val="1B2631"/>
-                <w:sz w:val="17"/>
-                <w:szCs w:val="17"/>
-              </w:rPr>
-              <w:t xml:space="preserve">                "session_id" to sessionId.value,</w:t>
-            </w:r>
-          </w:p>
-          <w:p>
-            <w:r>
-              <w:rPr>
-                <w:rFonts w:ascii="Courier New" w:hAnsi="Courier New" w:cs="Courier New"/>
-                <w:color w:val="1B2631"/>
-                <w:sz w:val="17"/>
-                <w:szCs w:val="17"/>
-              </w:rPr>
-              <w:t xml:space="preserve">                "user_id" to userId</w:t>
-            </w:r>
-          </w:p>
-          <w:p>
-            <w:r>
-              <w:rPr>
-                <w:rFonts w:ascii="Courier New" w:hAnsi="Courier New" w:cs="Courier New"/>
-                <w:color w:val="1B2631"/>
-                <w:sz w:val="17"/>
-                <w:szCs w:val="17"/>
-              </w:rPr>
-              <w:t xml:space="preserve">            )</w:t>
-            </w:r>
-          </w:p>
-          <w:p>
-            <w:r>
-              <w:rPr>
-                <w:rFonts w:ascii="Courier New" w:hAnsi="Courier New" w:cs="Courier New"/>
-                <w:color w:val="1B2631"/>
-                <w:sz w:val="17"/>
-                <w:szCs w:val="17"/>
-              </w:rPr>
-              <w:t xml:space="preserve">        )</w:t>
-            </w:r>
-          </w:p>
-          <w:p>
-            <w:r>
-              <w:rPr>
-                <w:rFonts w:ascii="Courier New" w:hAnsi="Courier New" w:cs="Courier New"/>
-                <w:color w:val="1B2631"/>
-                <w:sz w:val="17"/>
-                <w:szCs w:val="17"/>
-              </w:rPr>
-              <w:t xml:space="preserve">    }</w:t>
-            </w:r>
-          </w:p>
-          <w:p>
-            <w:r>
-              <w:rPr>
-                <w:rFonts w:ascii="Courier New" w:hAnsi="Courier New" w:cs="Courier New"/>
-                <w:color w:val="1B2631"/>
-                <w:sz w:val="17"/>
-                <w:szCs w:val="17"/>
-              </w:rPr>
-              <w:t>) {</w:t>
-            </w:r>
-          </w:p>
-          <w:p>
-            <w:r>
-              <w:rPr>
-                <w:rFonts w:ascii="Courier New" w:hAnsi="Courier New" w:cs="Courier New"/>
-                <w:color w:val="1B2631"/>
-                <w:sz w:val="17"/>
-                <w:szCs w:val="17"/>
-              </w:rPr>
-              <w:t xml:space="preserve">    require(userId.isNotBlank()) { "User ID cannot be blank" }</w:t>
-            </w:r>
-          </w:p>
-          <w:p>
-            <w:r>
-              <w:rPr>
-                <w:rFonts w:ascii="Courier New" w:hAnsi="Courier New" w:cs="Courier New"/>
-                <w:color w:val="1B2631"/>
-                <w:sz w:val="17"/>
-                <w:szCs w:val="17"/>
-              </w:rPr>
-              <w:t xml:space="preserve">    require(sessionId.value.isNotBlank()) { "Session ID cannot be blank" }</w:t>
-            </w:r>
-          </w:p>
-          <w:p/>
-          <w:p>
-            <w:r>
-              <w:rPr>
-                <w:rFonts w:ascii="Courier New" w:hAnsi="Courier New" w:cs="Courier New"/>
-                <w:color w:val="1B2631"/>
-                <w:sz w:val="17"/>
-                <w:szCs w:val="17"/>
-              </w:rPr>
-              <w:t xml:space="preserve">    val session = workoutRepository.getWorkoutById(sessionId, userId).getOrThrow()</w:t>
-            </w:r>
-          </w:p>
-          <w:p>
-            <w:r>
-              <w:rPr>
-                <w:rFonts w:ascii="Courier New" w:hAnsi="Courier New" w:cs="Courier New"/>
-                <w:color w:val="1B2631"/>
-                <w:sz w:val="17"/>
-                <w:szCs w:val="17"/>
-              </w:rPr>
-              <w:t xml:space="preserve">        ?: throw LiftrixError.NotFoundError(</w:t>
-            </w:r>
-          </w:p>
-          <w:p>
-            <w:r>
-              <w:rPr>
-                <w:rFonts w:ascii="Courier New" w:hAnsi="Courier New" w:cs="Courier New"/>
-                <w:color w:val="1B2631"/>
-                <w:sz w:val="17"/>
-                <w:szCs w:val="17"/>
-              </w:rPr>
-              <w:t xml:space="preserve">            errorMessage = "Workout session not found or access denied",</w:t>
-            </w:r>
-          </w:p>
-          <w:p>
-            <w:r>
-              <w:rPr>
-                <w:rFonts w:ascii="Courier New" w:hAnsi="Courier New" w:cs="Courier New"/>
-                <w:color w:val="1B2631"/>
-                <w:sz w:val="17"/>
-                <w:szCs w:val="17"/>
-              </w:rPr>
-              <w:t xml:space="preserve">            resourceType = "workout_session",</w:t>
-            </w:r>
-          </w:p>
-          <w:p>
-            <w:r>
-              <w:rPr>
-                <w:rFonts w:ascii="Courier New" w:hAnsi="Courier New" w:cs="Courier New"/>
-                <w:color w:val="1B2631"/>
-                <w:sz w:val="17"/>
-                <w:szCs w:val="17"/>
-              </w:rPr>
-              <w:t xml:space="preserve">            resourceId = sessionId.value</w:t>
-            </w:r>
-          </w:p>
-          <w:p>
-            <w:r>
-              <w:rPr>
-                <w:rFonts w:ascii="Courier New" w:hAnsi="Courier New" w:cs="Courier New"/>
-                <w:color w:val="1B2631"/>
-                <w:sz w:val="17"/>
-                <w:szCs w:val="17"/>
-              </w:rPr>
-              <w:t xml:space="preserve">        )</w:t>
-            </w:r>
-          </w:p>
-          <w:p/>
-          <w:p>
-            <w:r>
-              <w:rPr>
-                <w:rFonts w:ascii="Courier New" w:hAnsi="Courier New" w:cs="Courier New"/>
-                <w:color w:val="1B2631"/>
-                <w:sz w:val="17"/>
-                <w:szCs w:val="17"/>
-              </w:rPr>
-              <w:t xml:space="preserve">    if (session.userId != userId &amp;&amp; !allowCrossUserEditing) {</w:t>
-            </w:r>
-          </w:p>
-          <w:p>
-            <w:r>
-              <w:rPr>
-                <w:rFonts w:ascii="Courier New" w:hAnsi="Courier New" w:cs="Courier New"/>
-                <w:color w:val="1B2631"/>
-                <w:sz w:val="17"/>
-                <w:szCs w:val="17"/>
-              </w:rPr>
-              <w:t xml:space="preserve">        throw LiftrixError.PermissionError(</w:t>
-            </w:r>
-          </w:p>
-          <w:p>
-            <w:r>
-              <w:rPr>
-                <w:rFonts w:ascii="Courier New" w:hAnsi="Courier New" w:cs="Courier New"/>
-                <w:color w:val="1B2631"/>
-                <w:sz w:val="17"/>
-                <w:szCs w:val="17"/>
-              </w:rPr>
-              <w:t xml:space="preserve">            errorMessage = "User does not own this workout",</w:t>
-            </w:r>
-          </w:p>
-          <w:p>
-            <w:r>
-              <w:rPr>
-                <w:rFonts w:ascii="Courier New" w:hAnsi="Courier New" w:cs="Courier New"/>
-                <w:color w:val="1B2631"/>
-                <w:sz w:val="17"/>
-                <w:szCs w:val="17"/>
-              </w:rPr>
-              <w:t xml:space="preserve">            permission = "EDIT_WORKOUT",</w:t>
-            </w:r>
-          </w:p>
-          <w:p>
-            <w:r>
-              <w:rPr>
-                <w:rFonts w:ascii="Courier New" w:hAnsi="Courier New" w:cs="Courier New"/>
-                <w:color w:val="1B2631"/>
-                <w:sz w:val="17"/>
-                <w:szCs w:val="17"/>
-              </w:rPr>
-              <w:t xml:space="preserve">            analyticsContext = mapOf("workout_id" to sessionId.value, "user_id" to userId)</w:t>
-            </w:r>
-          </w:p>
-          <w:p>
-            <w:r>
-              <w:rPr>
-                <w:rFonts w:ascii="Courier New" w:hAnsi="Courier New" w:cs="Courier New"/>
-                <w:color w:val="1B2631"/>
-                <w:sz w:val="17"/>
-                <w:szCs w:val="17"/>
-              </w:rPr>
-              <w:t xml:space="preserve">        )</w:t>
-            </w:r>
-          </w:p>
-          <w:p>
-            <w:r>
-              <w:rPr>
-                <w:rFonts w:ascii="Courier New" w:hAnsi="Courier New" w:cs="Courier New"/>
-                <w:color w:val="1B2631"/>
-                <w:sz w:val="17"/>
-                <w:szCs w:val="17"/>
-              </w:rPr>
-              <w:t xml:space="preserve">    }</w:t>
-            </w:r>
-          </w:p>
-          <w:p/>
-          <w:p>
-            <w:r>
-              <w:rPr>
-                <w:rFonts w:ascii="Courier New" w:hAnsi="Courier New" w:cs="Courier New"/>
-                <w:color w:val="1B2631"/>
-                <w:sz w:val="17"/>
-                <w:szCs w:val="17"/>
-              </w:rPr>
-              <w:t xml:space="preserve">    WorkoutSessionEditingData(</w:t>
-            </w:r>
-          </w:p>
-          <w:p>
-            <w:r>
-              <w:rPr>
-                <w:rFonts w:ascii="Courier New" w:hAnsi="Courier New" w:cs="Courier New"/>
-                <w:color w:val="1B2631"/>
-                <w:sz w:val="17"/>
-                <w:szCs w:val="17"/>
-              </w:rPr>
-              <w:t xml:space="preserve">        session = session,</w:t>
-            </w:r>
-          </w:p>
-          <w:p>
-            <w:r>
-              <w:rPr>
-                <w:rFonts w:ascii="Courier New" w:hAnsi="Courier New" w:cs="Courier New"/>
-                <w:color w:val="1B2631"/>
-                <w:sz w:val="17"/>
-                <w:szCs w:val="17"/>
-              </w:rPr>
-              <w:t xml:space="preserve">        originalCreatedAt = session.createdAt,</w:t>
-            </w:r>
-          </w:p>
-          <w:p>
-            <w:r>
-              <w:rPr>
-                <w:rFonts w:ascii="Courier New" w:hAnsi="Courier New" w:cs="Courier New"/>
-                <w:color w:val="1B2631"/>
-                <w:sz w:val="17"/>
-                <w:szCs w:val="17"/>
-              </w:rPr>
-              <w:t xml:space="preserve">        lastModified = session.updatedAt,</w:t>
-            </w:r>
-          </w:p>
-          <w:p>
-            <w:r>
-              <w:rPr>
-                <w:rFonts w:ascii="Courier New" w:hAnsi="Courier New" w:cs="Courier New"/>
-                <w:color w:val="1B2631"/>
-                <w:sz w:val="17"/>
-                <w:szCs w:val="17"/>
-              </w:rPr>
-              <w:t xml:space="preserve">        isHistoricalSession = session.status == WorkoutStatus.COMPLETED,</w:t>
-            </w:r>
-          </w:p>
-          <w:p>
-            <w:pPr>
-              <w:rPr>
-                <w:lang w:val="fr-FR"/>
-              </w:rPr>
-            </w:pPr>
-            <w:r>
-              <w:rPr>
-                <w:rFonts w:ascii="Courier New" w:hAnsi="Courier New" w:cs="Courier New"/>
-                <w:color w:val="1B2631"/>
-                <w:sz w:val="17"/>
-                <w:szCs w:val="17"/>
-              </w:rPr>
-              <w:t xml:space="preserve">        </w:t>
-            </w:r>
-            <w:r>
-              <w:rPr>
-                <w:rFonts w:ascii="Courier New" w:hAnsi="Courier New" w:cs="Courier New"/>
-                <w:color w:val="1B2631"/>
-                <w:sz w:val="17"/>
-                <w:szCs w:val="17"/>
-                <w:lang w:val="fr-FR"/>
-              </w:rPr>
-              <w:t>totalExercises = session.exercises.size,</w:t>
-            </w:r>
-          </w:p>
-          <w:p>
-            <w:pPr>
-              <w:rPr>
-                <w:lang w:val="fr-FR"/>
-              </w:rPr>
-            </w:pPr>
-            <w:r>
-              <w:rPr>
-                <w:rFonts w:ascii="Courier New" w:hAnsi="Courier New" w:cs="Courier New"/>
-                <w:color w:val="1B2631"/>
-                <w:sz w:val="17"/>
-                <w:szCs w:val="17"/>
-                <w:lang w:val="fr-FR"/>
-              </w:rPr>
-              <w:t xml:space="preserve">        totalSets = session.exercises.sumOf { it.sets.size },</w:t>
-            </w:r>
-          </w:p>
-          <w:p>
-            <w:pPr>
-              <w:rPr>
-                <w:lang w:val="fr-FR"/>
-              </w:rPr>
-            </w:pPr>
-            <w:r>
-              <w:rPr>
-                <w:rFonts w:ascii="Courier New" w:hAnsi="Courier New" w:cs="Courier New"/>
-                <w:color w:val="1B2631"/>
-                <w:sz w:val="17"/>
-                <w:szCs w:val="17"/>
-                <w:lang w:val="fr-FR"/>
-              </w:rPr>
-              <w:t xml:space="preserve">        completedSets = session.exercises.sumOf { exercise -&gt;</w:t>
-            </w:r>
-          </w:p>
-          <w:p>
-            <w:r>
-              <w:rPr>
-                <w:rFonts w:ascii="Courier New" w:hAnsi="Courier New" w:cs="Courier New"/>
-                <w:color w:val="1B2631"/>
-                <w:sz w:val="17"/>
-                <w:szCs w:val="17"/>
-                <w:lang w:val="fr-FR"/>
-              </w:rPr>
-              <w:t xml:space="preserve">            </w:t>
-            </w:r>
-            <w:r>
-              <w:rPr>
-                <w:rFonts w:ascii="Courier New" w:hAnsi="Courier New" w:cs="Courier New"/>
-                <w:color w:val="1B2631"/>
-                <w:sz w:val="17"/>
-                <w:szCs w:val="17"/>
-              </w:rPr>
-              <w:t>exercise.sets.count { it.completedAt != null }</w:t>
-            </w:r>
-          </w:p>
-          <w:p>
-            <w:r>
-              <w:rPr>
-                <w:rFonts w:ascii="Courier New" w:hAnsi="Courier New" w:cs="Courier New"/>
-                <w:color w:val="1B2631"/>
-                <w:sz w:val="17"/>
-                <w:szCs w:val="17"/>
-              </w:rPr>
-              <w:t xml:space="preserve">        },</w:t>
-            </w:r>
-          </w:p>
-          <w:p>
-            <w:r>
-              <w:rPr>
-                <w:rFonts w:ascii="Courier New" w:hAnsi="Courier New" w:cs="Courier New"/>
-                <w:color w:val="1B2631"/>
-                <w:sz w:val="17"/>
-                <w:szCs w:val="17"/>
-              </w:rPr>
               <w:t xml:space="preserve">        sessionDuration = session.getDuration(),</w:t>
             </w:r>
           </w:p>
@@ -3794,6 +3936,23 @@
         </w:tc>
       </w:tr>
     </w:tbl>
+    <w:p>
+      <w:pPr>
+        <w:spacing w:after="80"/>
+      </w:pPr>
+    </w:p>
+    <w:p>
+      <w:pPr>
+        <w:spacing w:before="60" w:after="120"/>
+      </w:pPr>
+      <w:r>
+        <w:rPr>
+          <w:i/>
+          <w:iCs/>
+        </w:rPr>
+        <w:t>Notă: LiftrixResult&lt;T&gt; este un alias (typealias) pentru Kotlin Result&lt;T&gt;, nu un tip sealed propriu cu variante Success/Error.</w:t>
+      </w:r>
+    </w:p>
     <w:p>
       <w:pPr>
         <w:spacing w:after="80"/>
@@ -4004,7 +4163,6 @@
                 <w:sz w:val="17"/>
                 <w:szCs w:val="17"/>
               </w:rPr>
-              <w:lastRenderedPageBreak/>
               <w:t xml:space="preserve">        const val KEY_SYNC_TYPE = "sync_type"</w:t>
             </w:r>
           </w:p>
@@ -4729,9 +4887,9 @@
         <w:tblLook w:val="0000" w:firstRow="0" w:lastRow="0" w:firstColumn="0" w:lastColumn="0" w:noHBand="0" w:noVBand="0"/>
       </w:tblPr>
       <w:tblGrid>
-        <w:gridCol w:w="2287"/>
-        <w:gridCol w:w="2002"/>
-        <w:gridCol w:w="5457"/>
+        <w:gridCol w:w="2244"/>
+        <w:gridCol w:w="1969"/>
+        <w:gridCol w:w="5533"/>
       </w:tblGrid>
       <w:tr>
         <w:tc>
@@ -5013,7 +5171,7 @@
                 <w:szCs w:val="18"/>
                 <w:lang w:val="fr-FR"/>
               </w:rPr>
-              <w:t>Offline-first, 69 entități Room înregistrate, query-uri compilate la build-time; schema este la versiunea 9</w:t>
+              <w:t>Offline-first, 76 de entități Room înregistrate, query-uri compilate la build-time; schema este la versiunea 14</w:t>
             </w:r>
           </w:p>
         </w:tc>
@@ -5045,7 +5203,7 @@
                 <w:sz w:val="18"/>
                 <w:szCs w:val="18"/>
               </w:rPr>
-              <w:t>Firebase Firestore (BOM 33.x)</w:t>
+              <w:t>Firebase Firestore (BOM 33.7.0)</w:t>
             </w:r>
           </w:p>
         </w:tc>
@@ -5099,7 +5257,7 @@
                 <w:sz w:val="18"/>
                 <w:szCs w:val="18"/>
               </w:rPr>
-              <w:t>Real-time listeners, conflict resolution built-in, scalabilitate automată.</w:t>
+              <w:t>Real-time listeners, sincronizare cloud și date sociale; rezolvarea conflictelor este gestionată de logica aplicației prin resolverul local; scalabilitate automată.</w:t>
             </w:r>
           </w:p>
         </w:tc>
@@ -5131,7 +5289,7 @@
                 <w:sz w:val="18"/>
                 <w:szCs w:val="18"/>
               </w:rPr>
-              <w:t>Firebase Auth (BOM 33.x)</w:t>
+              <w:t>Firebase Auth (BOM 33.7.0)</w:t>
             </w:r>
           </w:p>
         </w:tc>
@@ -5303,7 +5461,7 @@
                 <w:sz w:val="18"/>
                 <w:szCs w:val="18"/>
               </w:rPr>
-              <w:t>Firebase Crashlytics + Analytics (BOM 33.x)</w:t>
+              <w:t>Firebase Crashlytics + Analytics (BOM 33.7.0)</w:t>
             </w:r>
           </w:p>
         </w:tc>
@@ -5389,7 +5547,7 @@
                 <w:sz w:val="18"/>
                 <w:szCs w:val="18"/>
               </w:rPr>
-              <w:t>WorkManager 2.9.x</w:t>
+              <w:t>WorkManager 2.9.1</w:t>
             </w:r>
           </w:p>
         </w:tc>
@@ -5561,6 +5719,7 @@
                 <w:sz w:val="18"/>
                 <w:szCs w:val="18"/>
               </w:rPr>
+              <w:lastRenderedPageBreak/>
               <w:t>Paging3 3.2.1 + Compose</w:t>
             </w:r>
           </w:p>
@@ -5647,7 +5806,7 @@
                 <w:sz w:val="18"/>
                 <w:szCs w:val="18"/>
               </w:rPr>
-              <w:t>Coil 2.x</w:t>
+              <w:t>Coil 2.5.0</w:t>
             </w:r>
           </w:p>
         </w:tc>
@@ -5702,6 +5861,694 @@
                 <w:szCs w:val="18"/>
               </w:rPr>
               <w:t>Optimizat pentru Compose, cache disc+memorie, suport placeholder și error states.</w:t>
+            </w:r>
+          </w:p>
+        </w:tc>
+      </w:tr>
+      <w:tr>
+        <w:tc>
+          <w:tcPr>
+            <w:tcW w:w="0" w:type="auto"/>
+            <w:tcBorders>
+              <w:top w:val="single" w:sz="4" w:space="0" w:color="CCCCCC"/>
+              <w:left w:val="single" w:sz="4" w:space="0" w:color="CCCCCC"/>
+              <w:bottom w:val="single" w:sz="4" w:space="0" w:color="CCCCCC"/>
+              <w:right w:val="single" w:sz="4" w:space="0" w:color="CCCCCC"/>
+            </w:tcBorders>
+            <w:shd w:val="clear" w:color="auto" w:fill="FFFFFF"/>
+            <w:tcMar>
+              <w:top w:w="60" w:type="dxa"/>
+              <w:left w:w="100" w:type="dxa"/>
+              <w:bottom w:w="60" w:type="dxa"/>
+              <w:right w:w="100" w:type="dxa"/>
+            </w:tcMar>
+          </w:tcPr>
+          <w:p>
+            <w:r>
+              <w:rPr>
+                <w:b/>
+                <w:bCs/>
+                <w:color w:val="1B5E20"/>
+                <w:sz w:val="18"/>
+                <w:szCs w:val="18"/>
+              </w:rPr>
+              <w:t>Glance 1.1.1</w:t>
+            </w:r>
+          </w:p>
+        </w:tc>
+        <w:tc>
+          <w:tcPr>
+            <w:tcW w:w="0" w:type="auto"/>
+            <w:tcBorders>
+              <w:top w:val="single" w:sz="4" w:space="0" w:color="CCCCCC"/>
+              <w:left w:val="single" w:sz="4" w:space="0" w:color="CCCCCC"/>
+              <w:bottom w:val="single" w:sz="4" w:space="0" w:color="CCCCCC"/>
+              <w:right w:val="single" w:sz="4" w:space="0" w:color="CCCCCC"/>
+            </w:tcBorders>
+            <w:shd w:val="clear" w:color="auto" w:fill="FFFFFF"/>
+            <w:tcMar>
+              <w:top w:w="60" w:type="dxa"/>
+              <w:left w:w="100" w:type="dxa"/>
+              <w:bottom w:w="60" w:type="dxa"/>
+              <w:right w:w="100" w:type="dxa"/>
+            </w:tcMar>
+          </w:tcPr>
+          <w:p>
+            <w:r>
+              <w:rPr>
+                <w:sz w:val="18"/>
+                <w:szCs w:val="18"/>
+              </w:rPr>
+              <w:t>Widget-uri Android native (home screen)</w:t>
+            </w:r>
+          </w:p>
+        </w:tc>
+        <w:tc>
+          <w:tcPr>
+            <w:tcW w:w="0" w:type="auto"/>
+            <w:tcBorders>
+              <w:top w:val="single" w:sz="4" w:space="0" w:color="CCCCCC"/>
+              <w:left w:val="single" w:sz="4" w:space="0" w:color="CCCCCC"/>
+              <w:bottom w:val="single" w:sz="4" w:space="0" w:color="CCCCCC"/>
+              <w:right w:val="single" w:sz="4" w:space="0" w:color="CCCCCC"/>
+            </w:tcBorders>
+            <w:shd w:val="clear" w:color="auto" w:fill="FFFFFF"/>
+            <w:tcMar>
+              <w:top w:w="60" w:type="dxa"/>
+              <w:left w:w="100" w:type="dxa"/>
+              <w:bottom w:w="60" w:type="dxa"/>
+              <w:right w:w="100" w:type="dxa"/>
+            </w:tcMar>
+          </w:tcPr>
+          <w:p>
+            <w:r>
+              <w:rPr>
+                <w:sz w:val="18"/>
+                <w:szCs w:val="18"/>
+              </w:rPr>
+              <w:t>API Jetpack pentru widget-uri stil Compose pe ecranul principal; folosit pentru widget-urile native Streak, Consistency și Dashboard.</w:t>
+            </w:r>
+          </w:p>
+        </w:tc>
+      </w:tr>
+      <w:tr>
+        <w:tc>
+          <w:tcPr>
+            <w:tcW w:w="0" w:type="auto"/>
+            <w:tcBorders>
+              <w:top w:val="single" w:sz="4" w:space="0" w:color="CCCCCC"/>
+              <w:left w:val="single" w:sz="4" w:space="0" w:color="CCCCCC"/>
+              <w:bottom w:val="single" w:sz="4" w:space="0" w:color="CCCCCC"/>
+              <w:right w:val="single" w:sz="4" w:space="0" w:color="CCCCCC"/>
+            </w:tcBorders>
+            <w:shd w:val="clear" w:color="auto" w:fill="F5F5F5"/>
+            <w:tcMar>
+              <w:top w:w="60" w:type="dxa"/>
+              <w:left w:w="100" w:type="dxa"/>
+              <w:bottom w:w="60" w:type="dxa"/>
+              <w:right w:w="100" w:type="dxa"/>
+            </w:tcMar>
+          </w:tcPr>
+          <w:p>
+            <w:r>
+              <w:rPr>
+                <w:b/>
+                <w:bCs/>
+                <w:color w:val="1B5E20"/>
+                <w:sz w:val="18"/>
+                <w:szCs w:val="18"/>
+              </w:rPr>
+              <w:t>Vico 1.15.0</w:t>
+            </w:r>
+          </w:p>
+        </w:tc>
+        <w:tc>
+          <w:tcPr>
+            <w:tcW w:w="0" w:type="auto"/>
+            <w:tcBorders>
+              <w:top w:val="single" w:sz="4" w:space="0" w:color="CCCCCC"/>
+              <w:left w:val="single" w:sz="4" w:space="0" w:color="CCCCCC"/>
+              <w:bottom w:val="single" w:sz="4" w:space="0" w:color="CCCCCC"/>
+              <w:right w:val="single" w:sz="4" w:space="0" w:color="CCCCCC"/>
+            </w:tcBorders>
+            <w:shd w:val="clear" w:color="auto" w:fill="F5F5F5"/>
+            <w:tcMar>
+              <w:top w:w="60" w:type="dxa"/>
+              <w:left w:w="100" w:type="dxa"/>
+              <w:bottom w:w="60" w:type="dxa"/>
+              <w:right w:w="100" w:type="dxa"/>
+            </w:tcMar>
+          </w:tcPr>
+          <w:p>
+            <w:r>
+              <w:rPr>
+                <w:sz w:val="18"/>
+                <w:szCs w:val="18"/>
+              </w:rPr>
+              <w:t>Grafice pentru prognoza de forță</w:t>
+            </w:r>
+          </w:p>
+        </w:tc>
+        <w:tc>
+          <w:tcPr>
+            <w:tcW w:w="0" w:type="auto"/>
+            <w:tcBorders>
+              <w:top w:val="single" w:sz="4" w:space="0" w:color="CCCCCC"/>
+              <w:left w:val="single" w:sz="4" w:space="0" w:color="CCCCCC"/>
+              <w:bottom w:val="single" w:sz="4" w:space="0" w:color="CCCCCC"/>
+              <w:right w:val="single" w:sz="4" w:space="0" w:color="CCCCCC"/>
+            </w:tcBorders>
+            <w:shd w:val="clear" w:color="auto" w:fill="F5F5F5"/>
+            <w:tcMar>
+              <w:top w:w="60" w:type="dxa"/>
+              <w:left w:w="100" w:type="dxa"/>
+              <w:bottom w:w="60" w:type="dxa"/>
+              <w:right w:w="100" w:type="dxa"/>
+            </w:tcMar>
+          </w:tcPr>
+          <w:p>
+            <w:r>
+              <w:rPr>
+                <w:sz w:val="18"/>
+                <w:szCs w:val="18"/>
+              </w:rPr>
+              <w:t>Bibliotecă de charting pentru Compose, folosită la afișarea evoluției și prognozei de forță.</w:t>
+            </w:r>
+          </w:p>
+        </w:tc>
+      </w:tr>
+      <w:tr>
+        <w:tc>
+          <w:tcPr>
+            <w:tcW w:w="0" w:type="auto"/>
+            <w:tcBorders>
+              <w:top w:val="single" w:sz="4" w:space="0" w:color="CCCCCC"/>
+              <w:left w:val="single" w:sz="4" w:space="0" w:color="CCCCCC"/>
+              <w:bottom w:val="single" w:sz="4" w:space="0" w:color="CCCCCC"/>
+              <w:right w:val="single" w:sz="4" w:space="0" w:color="CCCCCC"/>
+            </w:tcBorders>
+            <w:shd w:val="clear" w:color="auto" w:fill="FFFFFF"/>
+            <w:tcMar>
+              <w:top w:w="60" w:type="dxa"/>
+              <w:left w:w="100" w:type="dxa"/>
+              <w:bottom w:w="60" w:type="dxa"/>
+              <w:right w:w="100" w:type="dxa"/>
+            </w:tcMar>
+          </w:tcPr>
+          <w:p>
+            <w:r>
+              <w:rPr>
+                <w:b/>
+                <w:bCs/>
+                <w:color w:val="1B5E20"/>
+                <w:sz w:val="18"/>
+                <w:szCs w:val="18"/>
+              </w:rPr>
+              <w:t>CameraX 1.4.0</w:t>
+            </w:r>
+          </w:p>
+        </w:tc>
+        <w:tc>
+          <w:tcPr>
+            <w:tcW w:w="0" w:type="auto"/>
+            <w:tcBorders>
+              <w:top w:val="single" w:sz="4" w:space="0" w:color="CCCCCC"/>
+              <w:left w:val="single" w:sz="4" w:space="0" w:color="CCCCCC"/>
+              <w:bottom w:val="single" w:sz="4" w:space="0" w:color="CCCCCC"/>
+              <w:right w:val="single" w:sz="4" w:space="0" w:color="CCCCCC"/>
+            </w:tcBorders>
+            <w:shd w:val="clear" w:color="auto" w:fill="FFFFFF"/>
+            <w:tcMar>
+              <w:top w:w="60" w:type="dxa"/>
+              <w:left w:w="100" w:type="dxa"/>
+              <w:bottom w:w="60" w:type="dxa"/>
+              <w:right w:w="100" w:type="dxa"/>
+            </w:tcMar>
+          </w:tcPr>
+          <w:p>
+            <w:r>
+              <w:rPr>
+                <w:sz w:val="18"/>
+                <w:szCs w:val="18"/>
+              </w:rPr>
+              <w:t>Captură foto/video</w:t>
+            </w:r>
+          </w:p>
+        </w:tc>
+        <w:tc>
+          <w:tcPr>
+            <w:tcW w:w="0" w:type="auto"/>
+            <w:tcBorders>
+              <w:top w:val="single" w:sz="4" w:space="0" w:color="CCCCCC"/>
+              <w:left w:val="single" w:sz="4" w:space="0" w:color="CCCCCC"/>
+              <w:bottom w:val="single" w:sz="4" w:space="0" w:color="CCCCCC"/>
+              <w:right w:val="single" w:sz="4" w:space="0" w:color="CCCCCC"/>
+            </w:tcBorders>
+            <w:shd w:val="clear" w:color="auto" w:fill="FFFFFF"/>
+            <w:tcMar>
+              <w:top w:w="60" w:type="dxa"/>
+              <w:left w:w="100" w:type="dxa"/>
+              <w:bottom w:w="60" w:type="dxa"/>
+              <w:right w:w="100" w:type="dxa"/>
+            </w:tcMar>
+          </w:tcPr>
+          <w:p>
+            <w:r>
+              <w:rPr>
+                <w:sz w:val="18"/>
+                <w:szCs w:val="18"/>
+              </w:rPr>
+              <w:t>API Jetpack unificat pentru cameră, compatibil cross-device.</w:t>
+            </w:r>
+          </w:p>
+        </w:tc>
+      </w:tr>
+      <w:tr>
+        <w:tc>
+          <w:tcPr>
+            <w:tcW w:w="0" w:type="auto"/>
+            <w:tcBorders>
+              <w:top w:val="single" w:sz="4" w:space="0" w:color="CCCCCC"/>
+              <w:left w:val="single" w:sz="4" w:space="0" w:color="CCCCCC"/>
+              <w:bottom w:val="single" w:sz="4" w:space="0" w:color="CCCCCC"/>
+              <w:right w:val="single" w:sz="4" w:space="0" w:color="CCCCCC"/>
+            </w:tcBorders>
+            <w:shd w:val="clear" w:color="auto" w:fill="F5F5F5"/>
+            <w:tcMar>
+              <w:top w:w="60" w:type="dxa"/>
+              <w:left w:w="100" w:type="dxa"/>
+              <w:bottom w:w="60" w:type="dxa"/>
+              <w:right w:w="100" w:type="dxa"/>
+            </w:tcMar>
+          </w:tcPr>
+          <w:p>
+            <w:r>
+              <w:rPr>
+                <w:b/>
+                <w:bCs/>
+                <w:color w:val="1B5E20"/>
+                <w:sz w:val="18"/>
+                <w:szCs w:val="18"/>
+              </w:rPr>
+              <w:t>DataStore 1.1.1</w:t>
+            </w:r>
+          </w:p>
+        </w:tc>
+        <w:tc>
+          <w:tcPr>
+            <w:tcW w:w="0" w:type="auto"/>
+            <w:tcBorders>
+              <w:top w:val="single" w:sz="4" w:space="0" w:color="CCCCCC"/>
+              <w:left w:val="single" w:sz="4" w:space="0" w:color="CCCCCC"/>
+              <w:bottom w:val="single" w:sz="4" w:space="0" w:color="CCCCCC"/>
+              <w:right w:val="single" w:sz="4" w:space="0" w:color="CCCCCC"/>
+            </w:tcBorders>
+            <w:shd w:val="clear" w:color="auto" w:fill="F5F5F5"/>
+            <w:tcMar>
+              <w:top w:w="60" w:type="dxa"/>
+              <w:left w:w="100" w:type="dxa"/>
+              <w:bottom w:w="60" w:type="dxa"/>
+              <w:right w:w="100" w:type="dxa"/>
+            </w:tcMar>
+          </w:tcPr>
+          <w:p>
+            <w:r>
+              <w:rPr>
+                <w:sz w:val="18"/>
+                <w:szCs w:val="18"/>
+              </w:rPr>
+              <w:t>Persistență preferințe utilizator</w:t>
+            </w:r>
+          </w:p>
+        </w:tc>
+        <w:tc>
+          <w:tcPr>
+            <w:tcW w:w="0" w:type="auto"/>
+            <w:tcBorders>
+              <w:top w:val="single" w:sz="4" w:space="0" w:color="CCCCCC"/>
+              <w:left w:val="single" w:sz="4" w:space="0" w:color="CCCCCC"/>
+              <w:bottom w:val="single" w:sz="4" w:space="0" w:color="CCCCCC"/>
+              <w:right w:val="single" w:sz="4" w:space="0" w:color="CCCCCC"/>
+            </w:tcBorders>
+            <w:shd w:val="clear" w:color="auto" w:fill="F5F5F5"/>
+            <w:tcMar>
+              <w:top w:w="60" w:type="dxa"/>
+              <w:left w:w="100" w:type="dxa"/>
+              <w:bottom w:w="60" w:type="dxa"/>
+              <w:right w:w="100" w:type="dxa"/>
+            </w:tcMar>
+          </w:tcPr>
+          <w:p>
+            <w:r>
+              <w:rPr>
+                <w:sz w:val="18"/>
+                <w:szCs w:val="18"/>
+              </w:rPr>
+              <w:t>Înlocuiește SharedPreferences cu un API asincron, type-safe, bazat pe Kotlin Flow.</w:t>
+            </w:r>
+          </w:p>
+        </w:tc>
+      </w:tr>
+      <w:tr>
+        <w:tc>
+          <w:tcPr>
+            <w:tcW w:w="0" w:type="auto"/>
+            <w:tcBorders>
+              <w:top w:val="single" w:sz="4" w:space="0" w:color="CCCCCC"/>
+              <w:left w:val="single" w:sz="4" w:space="0" w:color="CCCCCC"/>
+              <w:bottom w:val="single" w:sz="4" w:space="0" w:color="CCCCCC"/>
+              <w:right w:val="single" w:sz="4" w:space="0" w:color="CCCCCC"/>
+            </w:tcBorders>
+            <w:shd w:val="clear" w:color="auto" w:fill="FFFFFF"/>
+            <w:tcMar>
+              <w:top w:w="60" w:type="dxa"/>
+              <w:left w:w="100" w:type="dxa"/>
+              <w:bottom w:w="60" w:type="dxa"/>
+              <w:right w:w="100" w:type="dxa"/>
+            </w:tcMar>
+          </w:tcPr>
+          <w:p>
+            <w:r>
+              <w:rPr>
+                <w:b/>
+                <w:bCs/>
+                <w:color w:val="1B5E20"/>
+                <w:sz w:val="18"/>
+                <w:szCs w:val="18"/>
+              </w:rPr>
+              <w:t>Lottie 6.6.2</w:t>
+            </w:r>
+          </w:p>
+        </w:tc>
+        <w:tc>
+          <w:tcPr>
+            <w:tcW w:w="0" w:type="auto"/>
+            <w:tcBorders>
+              <w:top w:val="single" w:sz="4" w:space="0" w:color="CCCCCC"/>
+              <w:left w:val="single" w:sz="4" w:space="0" w:color="CCCCCC"/>
+              <w:bottom w:val="single" w:sz="4" w:space="0" w:color="CCCCCC"/>
+              <w:right w:val="single" w:sz="4" w:space="0" w:color="CCCCCC"/>
+            </w:tcBorders>
+            <w:shd w:val="clear" w:color="auto" w:fill="FFFFFF"/>
+            <w:tcMar>
+              <w:top w:w="60" w:type="dxa"/>
+              <w:left w:w="100" w:type="dxa"/>
+              <w:bottom w:w="60" w:type="dxa"/>
+              <w:right w:w="100" w:type="dxa"/>
+            </w:tcMar>
+          </w:tcPr>
+          <w:p>
+            <w:r>
+              <w:rPr>
+                <w:sz w:val="18"/>
+                <w:szCs w:val="18"/>
+              </w:rPr>
+              <w:t>Animații vectoriale în UI</w:t>
+            </w:r>
+          </w:p>
+        </w:tc>
+        <w:tc>
+          <w:tcPr>
+            <w:tcW w:w="0" w:type="auto"/>
+            <w:tcBorders>
+              <w:top w:val="single" w:sz="4" w:space="0" w:color="CCCCCC"/>
+              <w:left w:val="single" w:sz="4" w:space="0" w:color="CCCCCC"/>
+              <w:bottom w:val="single" w:sz="4" w:space="0" w:color="CCCCCC"/>
+              <w:right w:val="single" w:sz="4" w:space="0" w:color="CCCCCC"/>
+            </w:tcBorders>
+            <w:shd w:val="clear" w:color="auto" w:fill="FFFFFF"/>
+            <w:tcMar>
+              <w:top w:w="60" w:type="dxa"/>
+              <w:left w:w="100" w:type="dxa"/>
+              <w:bottom w:w="60" w:type="dxa"/>
+              <w:right w:w="100" w:type="dxa"/>
+            </w:tcMar>
+          </w:tcPr>
+          <w:p>
+            <w:r>
+              <w:rPr>
+                <w:sz w:val="18"/>
+                <w:szCs w:val="18"/>
+              </w:rPr>
+              <w:t>Randare animații exportate din After Effects (JSON), ușoare și performante.</w:t>
+            </w:r>
+          </w:p>
+        </w:tc>
+      </w:tr>
+      <w:tr>
+        <w:tc>
+          <w:tcPr>
+            <w:tcW w:w="0" w:type="auto"/>
+            <w:tcBorders>
+              <w:top w:val="single" w:sz="4" w:space="0" w:color="CCCCCC"/>
+              <w:left w:val="single" w:sz="4" w:space="0" w:color="CCCCCC"/>
+              <w:bottom w:val="single" w:sz="4" w:space="0" w:color="CCCCCC"/>
+              <w:right w:val="single" w:sz="4" w:space="0" w:color="CCCCCC"/>
+            </w:tcBorders>
+            <w:shd w:val="clear" w:color="auto" w:fill="F5F5F5"/>
+            <w:tcMar>
+              <w:top w:w="60" w:type="dxa"/>
+              <w:left w:w="100" w:type="dxa"/>
+              <w:bottom w:w="60" w:type="dxa"/>
+              <w:right w:w="100" w:type="dxa"/>
+            </w:tcMar>
+          </w:tcPr>
+          <w:p>
+            <w:r>
+              <w:rPr>
+                <w:b/>
+                <w:bCs/>
+                <w:color w:val="1B5E20"/>
+                <w:sz w:val="18"/>
+                <w:szCs w:val="18"/>
+              </w:rPr>
+              <w:t>SQLCipher 4.6.0</w:t>
+            </w:r>
+          </w:p>
+        </w:tc>
+        <w:tc>
+          <w:tcPr>
+            <w:tcW w:w="0" w:type="auto"/>
+            <w:tcBorders>
+              <w:top w:val="single" w:sz="4" w:space="0" w:color="CCCCCC"/>
+              <w:left w:val="single" w:sz="4" w:space="0" w:color="CCCCCC"/>
+              <w:bottom w:val="single" w:sz="4" w:space="0" w:color="CCCCCC"/>
+              <w:right w:val="single" w:sz="4" w:space="0" w:color="CCCCCC"/>
+            </w:tcBorders>
+            <w:shd w:val="clear" w:color="auto" w:fill="F5F5F5"/>
+            <w:tcMar>
+              <w:top w:w="60" w:type="dxa"/>
+              <w:left w:w="100" w:type="dxa"/>
+              <w:bottom w:w="60" w:type="dxa"/>
+              <w:right w:w="100" w:type="dxa"/>
+            </w:tcMar>
+          </w:tcPr>
+          <w:p>
+            <w:r>
+              <w:rPr>
+                <w:sz w:val="18"/>
+                <w:szCs w:val="18"/>
+              </w:rPr>
+              <w:t>Criptare bază de date locală</w:t>
+            </w:r>
+          </w:p>
+        </w:tc>
+        <w:tc>
+          <w:tcPr>
+            <w:tcW w:w="0" w:type="auto"/>
+            <w:tcBorders>
+              <w:top w:val="single" w:sz="4" w:space="0" w:color="CCCCCC"/>
+              <w:left w:val="single" w:sz="4" w:space="0" w:color="CCCCCC"/>
+              <w:bottom w:val="single" w:sz="4" w:space="0" w:color="CCCCCC"/>
+              <w:right w:val="single" w:sz="4" w:space="0" w:color="CCCCCC"/>
+            </w:tcBorders>
+            <w:shd w:val="clear" w:color="auto" w:fill="F5F5F5"/>
+            <w:tcMar>
+              <w:top w:w="60" w:type="dxa"/>
+              <w:left w:w="100" w:type="dxa"/>
+              <w:bottom w:w="60" w:type="dxa"/>
+              <w:right w:w="100" w:type="dxa"/>
+            </w:tcMar>
+          </w:tcPr>
+          <w:p>
+            <w:r>
+              <w:rPr>
+                <w:sz w:val="18"/>
+                <w:szCs w:val="18"/>
+              </w:rPr>
+              <w:t>Extensie criptată peste SQLite/Room, pentru protejarea datelor stocate local pe dispozitiv.</w:t>
+            </w:r>
+          </w:p>
+        </w:tc>
+      </w:tr>
+      <w:tr>
+        <w:tc>
+          <w:tcPr>
+            <w:tcW w:w="0" w:type="auto"/>
+            <w:tcBorders>
+              <w:top w:val="single" w:sz="4" w:space="0" w:color="CCCCCC"/>
+              <w:left w:val="single" w:sz="4" w:space="0" w:color="CCCCCC"/>
+              <w:bottom w:val="single" w:sz="4" w:space="0" w:color="CCCCCC"/>
+              <w:right w:val="single" w:sz="4" w:space="0" w:color="CCCCCC"/>
+            </w:tcBorders>
+            <w:shd w:val="clear" w:color="auto" w:fill="FFFFFF"/>
+            <w:tcMar>
+              <w:top w:w="60" w:type="dxa"/>
+              <w:left w:w="100" w:type="dxa"/>
+              <w:bottom w:w="60" w:type="dxa"/>
+              <w:right w:w="100" w:type="dxa"/>
+            </w:tcMar>
+          </w:tcPr>
+          <w:p>
+            <w:r>
+              <w:rPr>
+                <w:b/>
+                <w:bCs/>
+                <w:color w:val="1B5E20"/>
+                <w:sz w:val="18"/>
+                <w:szCs w:val="18"/>
+              </w:rPr>
+              <w:t>AndroidX Credentials 1.3.0</w:t>
+            </w:r>
+          </w:p>
+        </w:tc>
+        <w:tc>
+          <w:tcPr>
+            <w:tcW w:w="0" w:type="auto"/>
+            <w:tcBorders>
+              <w:top w:val="single" w:sz="4" w:space="0" w:color="CCCCCC"/>
+              <w:left w:val="single" w:sz="4" w:space="0" w:color="CCCCCC"/>
+              <w:bottom w:val="single" w:sz="4" w:space="0" w:color="CCCCCC"/>
+              <w:right w:val="single" w:sz="4" w:space="0" w:color="CCCCCC"/>
+            </w:tcBorders>
+            <w:shd w:val="clear" w:color="auto" w:fill="FFFFFF"/>
+            <w:tcMar>
+              <w:top w:w="60" w:type="dxa"/>
+              <w:left w:w="100" w:type="dxa"/>
+              <w:bottom w:w="60" w:type="dxa"/>
+              <w:right w:w="100" w:type="dxa"/>
+            </w:tcMar>
+          </w:tcPr>
+          <w:p>
+            <w:r>
+              <w:rPr>
+                <w:sz w:val="18"/>
+                <w:szCs w:val="18"/>
+              </w:rPr>
+              <w:t>Autentificare unificată</w:t>
+            </w:r>
+          </w:p>
+        </w:tc>
+        <w:tc>
+          <w:tcPr>
+            <w:tcW w:w="0" w:type="auto"/>
+            <w:tcBorders>
+              <w:top w:val="single" w:sz="4" w:space="0" w:color="CCCCCC"/>
+              <w:left w:val="single" w:sz="4" w:space="0" w:color="CCCCCC"/>
+              <w:bottom w:val="single" w:sz="4" w:space="0" w:color="CCCCCC"/>
+              <w:right w:val="single" w:sz="4" w:space="0" w:color="CCCCCC"/>
+            </w:tcBorders>
+            <w:shd w:val="clear" w:color="auto" w:fill="FFFFFF"/>
+            <w:tcMar>
+              <w:top w:w="60" w:type="dxa"/>
+              <w:left w:w="100" w:type="dxa"/>
+              <w:bottom w:w="60" w:type="dxa"/>
+              <w:right w:w="100" w:type="dxa"/>
+            </w:tcMar>
+          </w:tcPr>
+          <w:p>
+            <w:r>
+              <w:rPr>
+                <w:sz w:val="18"/>
+                <w:szCs w:val="18"/>
+              </w:rPr>
+              <w:t>API Jetpack pentru gestionarea credențialelor (parole, passkeys, Sign-In) printr-o interfață unică.</w:t>
+            </w:r>
+          </w:p>
+        </w:tc>
+      </w:tr>
+      <w:tr>
+        <w:tc>
+          <w:tcPr>
+            <w:tcW w:w="0" w:type="auto"/>
+            <w:tcBorders>
+              <w:top w:val="single" w:sz="4" w:space="0" w:color="CCCCCC"/>
+              <w:left w:val="single" w:sz="4" w:space="0" w:color="CCCCCC"/>
+              <w:bottom w:val="single" w:sz="4" w:space="0" w:color="CCCCCC"/>
+              <w:right w:val="single" w:sz="4" w:space="0" w:color="CCCCCC"/>
+            </w:tcBorders>
+            <w:shd w:val="clear" w:color="auto" w:fill="F5F5F5"/>
+            <w:tcMar>
+              <w:top w:w="60" w:type="dxa"/>
+              <w:left w:w="100" w:type="dxa"/>
+              <w:bottom w:w="60" w:type="dxa"/>
+              <w:right w:w="100" w:type="dxa"/>
+            </w:tcMar>
+          </w:tcPr>
+          <w:p>
+            <w:r>
+              <w:rPr>
+                <w:b/>
+                <w:bCs/>
+                <w:color w:val="1B5E20"/>
+                <w:sz w:val="18"/>
+                <w:szCs w:val="18"/>
+              </w:rPr>
+              <w:t>Google ID 1.1.1</w:t>
+            </w:r>
+          </w:p>
+        </w:tc>
+        <w:tc>
+          <w:tcPr>
+            <w:tcW w:w="0" w:type="auto"/>
+            <w:tcBorders>
+              <w:top w:val="single" w:sz="4" w:space="0" w:color="CCCCCC"/>
+              <w:left w:val="single" w:sz="4" w:space="0" w:color="CCCCCC"/>
+              <w:bottom w:val="single" w:sz="4" w:space="0" w:color="CCCCCC"/>
+              <w:right w:val="single" w:sz="4" w:space="0" w:color="CCCCCC"/>
+            </w:tcBorders>
+            <w:shd w:val="clear" w:color="auto" w:fill="F5F5F5"/>
+            <w:tcMar>
+              <w:top w:w="60" w:type="dxa"/>
+              <w:left w:w="100" w:type="dxa"/>
+              <w:bottom w:w="60" w:type="dxa"/>
+              <w:right w:w="100" w:type="dxa"/>
+            </w:tcMar>
+          </w:tcPr>
+          <w:p>
+            <w:r>
+              <w:rPr>
+                <w:sz w:val="18"/>
+                <w:szCs w:val="18"/>
+              </w:rPr>
+              <w:t>Integrare Google Sign-In</w:t>
+            </w:r>
+          </w:p>
+        </w:tc>
+        <w:tc>
+          <w:tcPr>
+            <w:tcW w:w="0" w:type="auto"/>
+            <w:tcBorders>
+              <w:top w:val="single" w:sz="4" w:space="0" w:color="CCCCCC"/>
+              <w:left w:val="single" w:sz="4" w:space="0" w:color="CCCCCC"/>
+              <w:bottom w:val="single" w:sz="4" w:space="0" w:color="CCCCCC"/>
+              <w:right w:val="single" w:sz="4" w:space="0" w:color="CCCCCC"/>
+            </w:tcBorders>
+            <w:shd w:val="clear" w:color="auto" w:fill="F5F5F5"/>
+            <w:tcMar>
+              <w:top w:w="60" w:type="dxa"/>
+              <w:left w:w="100" w:type="dxa"/>
+              <w:bottom w:w="60" w:type="dxa"/>
+              <w:right w:w="100" w:type="dxa"/>
+            </w:tcMar>
+          </w:tcPr>
+          <w:p>
+            <w:r>
+              <w:rPr>
+                <w:sz w:val="18"/>
+                <w:szCs w:val="18"/>
+              </w:rPr>
+              <w:t>Bibliotecă pentru autentificare cu cont Google, folosită împreună cu Credentials Manager.</w:t>
             </w:r>
           </w:p>
         </w:tc>
@@ -5740,77 +6587,49 @@
         <w:rPr>
           <w:lang w:val="fr-FR"/>
         </w:rPr>
-        <w:t>Liftrix a pornit dintr-o problemă cât se poate de reală. Mergeam la sală de aproape doi ani și nu găseam o aplicație care să facă bine tot ce aveam nevoie în același loc. Foloseam Strong pentru tracking, un caiet pentru progresul la 1RM și nu aveam nicio metodă simplă prin care să mă motivez împreună cu prietenii care se antrenau și ei. În plus, am observat că în multe săli</w:t>
-      </w:r>
+        <w:t>Liftrix a pornit dintr-o problemă cât se poate de reală. Mergeam la sală de aproape doi ani și nu găseam o aplicație care să facă bine tot ce aveam nevoie în același loc. Foloseam Strong pentru tracking, un caiet pentru progresul la 1RM și nu aveam nicio metodă simplă prin care să mă motivez împreună cu prietenii care se antrenau și ei. În plus, am observat că în multe săli, inclusiv în Craiova, semnalul sau Wi-Fi-ul sunt foarte slabe în zona cu greutăți. Atunci mi-am dat seama că problema cu modul offline nu e ceva rar, ci o situație normală pentru foarte mulți oameni care merg la sală.</w:t>
+      </w:r>
+    </w:p>
+    <w:p>
+      <w:pPr>
+        <w:spacing w:after="80"/>
+      </w:pPr>
       <w:r>
         <w:rPr>
           <w:lang w:val="fr-FR"/>
         </w:rPr>
-        <w:t>,</w:t>
-      </w:r>
-      <w:r>
+        <w:t xml:space="preserve">Ce m-a făcut să cred cu adevărat în Liftrix a fost faptul că nu exista deja ceva asemănător. </w:t>
+      </w:r>
+      <w:r>
+        <w:t>MyFitnessPal are partea socială, dar nu oferă un tracking serios pentru antrenamente. Strong e bun pentru tracking, dar nu are AI și nici o componentă socială reală. Nu am găsit nicio aplicație gratuită care să combine în același timp funcționarea offline, analiza avansată, recomandările AI și partea de motivație socială. Nici funcția QR Gym Buddy nu exista în aplicațiile pe care le-am testat. Ideea a venit foarte natural: dacă doi prieteni ajung la sală în același timp, aplicația să îi conecteze rapid fără să fie nevoiți să se caute prin toată sala.</w:t>
+      </w:r>
+    </w:p>
+    <w:p>
+      <w:pPr>
+        <w:spacing w:after="80"/>
         <w:rPr>
           <w:lang w:val="fr-FR"/>
         </w:rPr>
-        <w:t xml:space="preserve"> inclusiv în </w:t>
-      </w:r>
+      </w:pPr>
       <w:r>
         <w:rPr>
           <w:lang w:val="fr-FR"/>
         </w:rPr>
-        <w:t>Craiova,</w:t>
-      </w:r>
+        <w:t>Un exemplu foarte clar este R.P., unul dintre utilizatorii beta. Face powerlifting într-o sală aflată la subsol, unde semnalul aproape că nu există. Înainte, pierdea seturi salvate atunci când aplicația pe care o folosea se deconecta de la internet. Cu Liftrix, antrenamentul se salvează imediat pe telefon și se sincronizează automat când revine conexiunea. Practic, aplicația continuă să funcționeze normal chiar și fără internet, iar asta rezolvă o problemă foarte comună pentru mulți oameni.</w:t>
+      </w:r>
+    </w:p>
+    <w:p>
+      <w:pPr>
+        <w:spacing w:after="80"/>
+      </w:pPr>
       <w:r>
         <w:rPr>
           <w:lang w:val="fr-FR"/>
         </w:rPr>
-        <w:t xml:space="preserve"> semnalul sau Wi-Fi-ul sunt foarte slabe în zona cu greutăți. Atunci mi-am dat seama că problema cu modul offline nu e ceva rar, ci o situație normală pentru foarte mulți oameni care merg la sală.</w:t>
-      </w:r>
-    </w:p>
-    <w:p>
-      <w:pPr>
-        <w:spacing w:after="80"/>
-      </w:pPr>
-      <w:r>
-        <w:rPr>
-          <w:lang w:val="fr-FR"/>
-        </w:rPr>
-        <w:t xml:space="preserve">Ce m-a făcut să cred cu adevărat în Liftrix a fost faptul că nu exista deja ceva asemănător. </w:t>
-      </w:r>
-      <w:r>
-        <w:t>MyFitnessPal are partea socială, dar nu oferă un tracking serios pentru antrenamente. Strong e bun pentru tracking, dar nu are AI și nici o componentă socială reală. Nu am găsit nicio aplicație gratuită care să combine în același timp funcționarea offline, analiza avansată, recomandările AI și partea de motivație socială. Nici funcția QR Gym Buddy nu exista în aplicațiile pe care le-am testat. Ideea a venit foarte natural: dacă doi prieteni ajung la sală în același timp, aplicația să îi conecteze rapid fără să fie nevoiți să se caute prin toată sala.</w:t>
-      </w:r>
-    </w:p>
-    <w:p>
-      <w:pPr>
-        <w:spacing w:after="80"/>
-        <w:rPr>
-          <w:lang w:val="fr-FR"/>
-        </w:rPr>
-      </w:pPr>
-      <w:r>
-        <w:rPr>
-          <w:lang w:val="fr-FR"/>
-        </w:rPr>
-        <w:t>Un exemplu foarte clar este R.P., unul dintre utilizatorii beta. Face powerlifting într-o sală aflată la subsol, unde semnalul aproape că nu există. Înainte, pierdea seturi salvate atunci când aplicația pe care o folosea se deconecta de la internet. Cu Liftrix, antrenamentul se salvează imediat pe telefon și se sincronizează automat când revine conexiunea. Practic, aplicația continuă să funcționeze normal chiar și fără internet, iar asta rezolvă o problemă foarte comună pentru mulți oameni.</w:t>
-      </w:r>
-    </w:p>
-    <w:p>
-      <w:pPr>
-        <w:spacing w:after="80"/>
-      </w:pPr>
-      <w:r>
-        <w:rPr>
-          <w:lang w:val="fr-FR"/>
-        </w:rPr>
         <w:t xml:space="preserve">Din punct de vedere tehnic, proiectul mi-a arătat că o aplicație construită bine de la început este mult mai ușor de dezvoltat și modificat pe parcurs. De exemplu, când am schimbat versiunea sistemului AI, nu a fost nevoie să refac interfața aplicației. </w:t>
       </w:r>
       <w:r>
-        <w:t xml:space="preserve">Când am adăugat funcții noi, nu am fost </w:t>
-      </w:r>
-      <w:r>
-        <w:lastRenderedPageBreak/>
-        <w:t>nevoit să stric partea care funcționa deja. Toate deciziile tehnice au fost luate ca aplicația să poată evolua ușor în timp, fără să devină instabilă sau greu de întreținut.</w:t>
+        <w:t>Când am adăugat funcții noi, nu am fost nevoit să stric partea care funcționa deja. Toate deciziile tehnice au fost luate ca aplicația să poată evolua ușor în timp, fără să devină instabilă sau greu de întreținut.</w:t>
       </w:r>
     </w:p>
     <w:p>
@@ -5837,6 +6656,7 @@
       </w:pPr>
       <w:bookmarkStart w:id="17" w:name="_Toc229401190"/>
       <w:r>
+        <w:lastRenderedPageBreak/>
         <w:t>Instalare APK direct (evaluator fără Android Studio)</w:t>
       </w:r>
       <w:bookmarkEnd w:id="17"/>
@@ -5851,13 +6671,7 @@
         <w:spacing w:before="40" w:after="80"/>
       </w:pPr>
       <w:r>
-        <w:t>Descărcați APK-ul de la: https://github.com/valentin5643/LiftrixApp/releases</w:t>
-      </w:r>
-      <w:r>
-        <w:t>,</w:t>
-      </w:r>
-      <w:r>
-        <w:t xml:space="preserve"> pe pagina repository-ului, accesați secțiunea „Releases” din bara laterală dreapta sau direct prin link-ul de mai sus; descărcați fișierul Liftrix-v1.0.0.apk (sau versiunea cea mai recentă disponibilă)</w:t>
+        <w:t>Descărcați APK-ul de la: https://github.com/valentin5643/LiftrixApp/releases, pe pagina repository-ului, accesați secțiunea „Releases” din bara laterală dreapta sau direct prin link-ul de mai sus; descărcați fișierul Liftrix-v1.0.1.apk sau cea mai recentă versiune disponibilă în pagina Releases</w:t>
       </w:r>
     </w:p>
     <w:p>
@@ -5959,7 +6773,7 @@
         <w:spacing w:before="40" w:after="80"/>
       </w:pPr>
       <w:r>
-        <w:t>Adăugați fișierul google-services.json în /app (furnizat în email separat trimis comisiei)</w:t>
+        <w:t>Adăugați fișierul google-services.json în /app (furnizat privat, în email separat trimis comisiei; fișierul nu trebuie publicat în documentație sau în repository-ul public)</w:t>
       </w:r>
     </w:p>
     <w:p>
@@ -5977,8 +6791,17 @@
     </w:p>
     <w:p>
       <w:pPr>
-        <w:spacing w:after="80"/>
-      </w:pPr>
+        <w:pStyle w:val="ListParagraph"/>
+        <w:numPr>
+          <w:ilvl w:val="0"/>
+          <w:numId w:val="2"/>
+        </w:numPr>
+        <w:spacing w:before="40" w:after="80"/>
+      </w:pPr>
+      <w:r>
+        <w:t>Build linie de comandă: ./gradlew assembleDebug</w:t>
+      </w:r>
+      <w:bookmarkStart w:id="19" w:name="_Toc229401192"/>
     </w:p>
     <w:p>
       <w:pPr>
@@ -5987,107 +6810,32 @@
           <w:lang w:val="fr-FR"/>
         </w:rPr>
       </w:pPr>
-      <w:bookmarkStart w:id="19" w:name="_Toc229401192"/>
-    </w:p>
-    <w:p>
-      <w:pPr>
-        <w:pStyle w:val="Heading2"/>
+      <w:r>
         <w:rPr>
           <w:lang w:val="fr-FR"/>
         </w:rPr>
-      </w:pPr>
-    </w:p>
-    <w:p>
-      <w:pPr>
-        <w:pStyle w:val="Heading2"/>
+        <w:t>8b. Capturi de Ecran — Interfața Aplicației</w:t>
+      </w:r>
+      <w:bookmarkEnd w:id="19"/>
+    </w:p>
+    <w:p>
+      <w:pPr>
+        <w:spacing w:before="60" w:after="120"/>
         <w:rPr>
           <w:lang w:val="fr-FR"/>
         </w:rPr>
       </w:pPr>
-    </w:p>
-    <w:p>
-      <w:pPr>
-        <w:pStyle w:val="Heading2"/>
+      <w:r>
         <w:rPr>
           <w:lang w:val="fr-FR"/>
         </w:rPr>
-      </w:pPr>
-    </w:p>
-    <w:p>
-      <w:pPr>
-        <w:pStyle w:val="Heading2"/>
+        <w:t>Capturile de mai jos ilustrează principalele ecrane ale aplicației Liftrix pe un dispozitiv Android real</w:t>
+      </w:r>
+      <w:r>
         <w:rPr>
           <w:lang w:val="fr-FR"/>
         </w:rPr>
-      </w:pPr>
-    </w:p>
-    <w:p>
-      <w:pPr>
-        <w:pStyle w:val="Heading2"/>
-        <w:rPr>
-          <w:lang w:val="fr-FR"/>
-        </w:rPr>
-      </w:pPr>
-    </w:p>
-    <w:p>
-      <w:pPr>
-        <w:pStyle w:val="Heading2"/>
-        <w:rPr>
-          <w:lang w:val="fr-FR"/>
-        </w:rPr>
-      </w:pPr>
-    </w:p>
-    <w:p>
-      <w:pPr>
-        <w:pStyle w:val="Heading2"/>
-        <w:rPr>
-          <w:lang w:val="fr-FR"/>
-        </w:rPr>
-      </w:pPr>
-    </w:p>
-    <w:p>
-      <w:pPr>
-        <w:pStyle w:val="Heading2"/>
-        <w:rPr>
-          <w:lang w:val="fr-FR"/>
-        </w:rPr>
-      </w:pPr>
-    </w:p>
-    <w:p>
-      <w:pPr>
-        <w:pStyle w:val="Heading2"/>
-        <w:rPr>
-          <w:lang w:val="fr-FR"/>
-        </w:rPr>
-      </w:pPr>
-    </w:p>
-    <w:p>
-      <w:pPr>
-        <w:pStyle w:val="Heading2"/>
-        <w:rPr>
-          <w:lang w:val="fr-FR"/>
-        </w:rPr>
-      </w:pPr>
-      <w:r>
-        <w:rPr>
-          <w:lang w:val="fr-FR"/>
-        </w:rPr>
-        <w:t>8b. Capturi de Ecran — Interfața Aplicației</w:t>
-      </w:r>
-      <w:bookmarkEnd w:id="19"/>
-    </w:p>
-    <w:p>
-      <w:pPr>
-        <w:spacing w:before="60" w:after="120"/>
-        <w:rPr>
-          <w:lang w:val="fr-FR"/>
-        </w:rPr>
-      </w:pPr>
-      <w:r>
-        <w:rPr>
-          <w:lang w:val="fr-FR"/>
-        </w:rPr>
-        <w:t>Capturile de mai jos ilustrează principalele ecrane ale aplicației Liftrix pe un dispozitiv Android real.</w:t>
+        <w:t>.</w:t>
       </w:r>
     </w:p>
     <w:tbl>
@@ -6120,7 +6868,6 @@
               <w:rPr>
                 <w:noProof/>
               </w:rPr>
-              <w:lastRenderedPageBreak/>
               <w:drawing>
                 <wp:anchor distT="0" distB="0" distL="114300" distR="114300" simplePos="0" relativeHeight="251660288" behindDoc="1" locked="0" layoutInCell="1" allowOverlap="1" wp14:anchorId="3C40C579" wp14:editId="530786F4">
                   <wp:simplePos x="0" y="0"/>
@@ -6390,6 +7137,7 @@
               <w:rPr>
                 <w:noProof/>
               </w:rPr>
+              <w:lastRenderedPageBreak/>
               <w:drawing>
                 <wp:anchor distT="0" distB="0" distL="114300" distR="114300" simplePos="0" relativeHeight="251663360" behindDoc="1" locked="0" layoutInCell="1" allowOverlap="1" wp14:anchorId="43E72407" wp14:editId="54187F61">
                   <wp:simplePos x="0" y="0"/>
@@ -6672,8 +7420,7 @@
         </w:pBdr>
       </w:pPr>
       <w:r>
-        <w:lastRenderedPageBreak/>
-        <w:t>9. Testare, Stabiliate și Securitate</w:t>
+        <w:t>9. Testare, Stabilitate și Securitate</w:t>
       </w:r>
       <w:bookmarkEnd w:id="20"/>
     </w:p>
@@ -6753,7 +7500,7 @@
           <w:i/>
           <w:iCs/>
         </w:rPr>
-        <w:t>Există teste unitare și instrumented pentru ViewModels, repository-uri, DAO-uri, use case-uri și fluxuri Compose. Pragul JaCoCo configurat în proiect este 40% când raportarea rulează cu -PrunCoverage; valorile procentuale exacte trebuie regenerate înainte de publicare.</w:t>
+        <w:t>Există 126 de fișiere Kotlin de test pentru ViewModels, repository-uri, DAO-uri, use case-uri și fluxuri Compose. Pragul JaCoCo configurat în proiect este 40%; valorile procentuale exacte nu pot fi afirmate ca fiind atinse fără un raport JaCoCo nou, generat înainte de publicare.</w:t>
       </w:r>
     </w:p>
     <w:p>
@@ -6787,51 +7534,34 @@
         <w:spacing w:before="40" w:after="80"/>
       </w:pPr>
       <w:r>
-        <w:t>Firebase Crashlytics integrat</w:t>
-      </w:r>
-      <w:r>
-        <w:t>,</w:t>
-      </w:r>
-      <w:r>
-        <w:t xml:space="preserve"> rapoarte automate crash în timp real</w:t>
-      </w:r>
-    </w:p>
-    <w:p>
-      <w:pPr>
-        <w:pStyle w:val="ListParagraph"/>
-        <w:numPr>
-          <w:ilvl w:val="0"/>
-          <w:numId w:val="2"/>
-        </w:numPr>
-        <w:spacing w:before="40" w:after="80"/>
-      </w:pPr>
-      <w:r>
-        <w:t>Firebase Performance Monitoring</w:t>
-      </w:r>
-      <w:r>
-        <w:t xml:space="preserve">, </w:t>
-      </w:r>
-      <w:r>
-        <w:t>latențe rețea, slow renders detectate automat</w:t>
-      </w:r>
-    </w:p>
-    <w:p>
-      <w:pPr>
-        <w:pStyle w:val="ListParagraph"/>
-        <w:numPr>
-          <w:ilvl w:val="0"/>
-          <w:numId w:val="2"/>
-        </w:numPr>
-        <w:spacing w:before="40" w:after="80"/>
-      </w:pPr>
-      <w:r>
-        <w:t>WorkManager cu constrângere NetworkType.CONNECTED</w:t>
-      </w:r>
-      <w:r>
-        <w:t>,</w:t>
-      </w:r>
-      <w:r>
-        <w:t xml:space="preserve"> sincronizarea background se declanșează doar cu rețea activă, eliminând consumul inutil de baterie</w:t>
+        <w:t>Firebase Crashlytics integrat, rapoarte automate crash în timp real, în funcție de consimțământul utilizatorului și configurația build-ului</w:t>
+      </w:r>
+    </w:p>
+    <w:p>
+      <w:pPr>
+        <w:pStyle w:val="ListParagraph"/>
+        <w:numPr>
+          <w:ilvl w:val="0"/>
+          <w:numId w:val="2"/>
+        </w:numPr>
+        <w:spacing w:before="40" w:after="80"/>
+      </w:pPr>
+      <w:r>
+        <w:t>Firebase Performance Monitoring, latențe rețea, slow renders detectate automat, în funcție de consimțământul utilizatorului și configurația build-ului</w:t>
+      </w:r>
+    </w:p>
+    <w:p>
+      <w:pPr>
+        <w:pStyle w:val="ListParagraph"/>
+        <w:numPr>
+          <w:ilvl w:val="0"/>
+          <w:numId w:val="2"/>
+        </w:numPr>
+        <w:spacing w:before="40" w:after="80"/>
+      </w:pPr>
+      <w:r>
+        <w:lastRenderedPageBreak/>
+        <w:t>WorkManager cu constrângere NetworkType.CONNECTED, sincronizarea background se declanșează doar cu rețea activă, eliminând consumul inutil de baterie</w:t>
       </w:r>
     </w:p>
     <w:p>
@@ -6857,32 +7587,20 @@
         <w:spacing w:before="40" w:after="80"/>
       </w:pPr>
       <w:r>
-        <w:t>Paging3 pentru feed social</w:t>
-      </w:r>
-      <w:r>
-        <w:t xml:space="preserve">, </w:t>
-      </w:r>
-      <w:r>
-        <w:t>datele sunt încărcate paginated, evitând supraîncărcarea memoriei RAM la liste lungi</w:t>
-      </w:r>
-    </w:p>
-    <w:p>
-      <w:pPr>
-        <w:pStyle w:val="ListParagraph"/>
-        <w:numPr>
-          <w:ilvl w:val="0"/>
-          <w:numId w:val="2"/>
-        </w:numPr>
-        <w:spacing w:before="40" w:after="80"/>
-      </w:pPr>
-      <w:r>
-        <w:t>Coil cu cache disc + memorie pentru imagini</w:t>
-      </w:r>
-      <w:r>
-        <w:t>,</w:t>
-      </w:r>
-      <w:r>
-        <w:t xml:space="preserve"> resursele bitmap sunt gestionate și eliberate automat, fără memory leaks</w:t>
+        <w:t>Paging3 pentru feed social, datele sunt încărcate paginated, evitând supraîncărcarea memoriei RAM la liste lungi</w:t>
+      </w:r>
+    </w:p>
+    <w:p>
+      <w:pPr>
+        <w:pStyle w:val="ListParagraph"/>
+        <w:numPr>
+          <w:ilvl w:val="0"/>
+          <w:numId w:val="2"/>
+        </w:numPr>
+        <w:spacing w:before="40" w:after="80"/>
+      </w:pPr>
+      <w:r>
+        <w:t>Coil cu cache disc + memorie pentru imagini, resursele bitmap sunt gestionate și eliberate automat, fără memory leaks</w:t>
       </w:r>
     </w:p>
     <w:p>
@@ -6953,51 +7671,46 @@
         <w:spacing w:before="40" w:after="80"/>
       </w:pPr>
       <w:r>
-        <w:t>User scoping obligatoriu la nivel de DAO</w:t>
-      </w:r>
-      <w:r>
-        <w:t>,</w:t>
-      </w:r>
-      <w:r>
-        <w:t xml:space="preserve"> fiecare query filtrează prin userId (izolare completă a datelor între utilizatori)</w:t>
-      </w:r>
-    </w:p>
-    <w:p>
-      <w:pPr>
-        <w:pStyle w:val="ListParagraph"/>
-        <w:numPr>
-          <w:ilvl w:val="0"/>
-          <w:numId w:val="2"/>
-        </w:numPr>
-        <w:spacing w:before="40" w:after="80"/>
-      </w:pPr>
-      <w:r>
-        <w:t>Firebase Security Rules</w:t>
-      </w:r>
-      <w:r>
-        <w:t>,</w:t>
-      </w:r>
-      <w:r>
-        <w:t xml:space="preserve"> utilizatorul poate accesa doar propriile documente Firestore</w:t>
-      </w:r>
-    </w:p>
-    <w:p>
-      <w:pPr>
-        <w:pStyle w:val="ListParagraph"/>
-        <w:numPr>
-          <w:ilvl w:val="0"/>
-          <w:numId w:val="2"/>
-        </w:numPr>
-        <w:spacing w:before="40" w:after="80"/>
-      </w:pPr>
-      <w:r>
-        <w:t>ProGuard/R8 obfuscare în build-ul de release</w:t>
-      </w:r>
-      <w:r>
-        <w:t>,</w:t>
-      </w:r>
-      <w:r>
-        <w:t xml:space="preserve"> protecție împotriva reverse engineering</w:t>
+        <w:t>User scoping la nivel de DAO: accesul la datele utilizatorului este proiectat să fie filtrat prin userId/user_id; verificările automate acoperă o parte dintre DAO-uri</w:t>
+      </w:r>
+    </w:p>
+    <w:p>
+      <w:pPr>
+        <w:pStyle w:val="ListParagraph"/>
+        <w:numPr>
+          <w:ilvl w:val="0"/>
+          <w:numId w:val="2"/>
+        </w:numPr>
+        <w:spacing w:before="40" w:after="80"/>
+      </w:pPr>
+      <w:r>
+        <w:t>Firebase Security Rules, utilizatorul poate accesa doar propriile documente Firestore</w:t>
+      </w:r>
+    </w:p>
+    <w:p>
+      <w:pPr>
+        <w:pStyle w:val="ListParagraph"/>
+        <w:numPr>
+          <w:ilvl w:val="0"/>
+          <w:numId w:val="2"/>
+        </w:numPr>
+        <w:spacing w:before="40" w:after="80"/>
+      </w:pPr>
+      <w:r>
+        <w:t>App Check și Play Integrity folosite pentru verificarea integrității aplicației și protejarea request-urilor către serviciile Firebase</w:t>
+      </w:r>
+    </w:p>
+    <w:p>
+      <w:pPr>
+        <w:pStyle w:val="ListParagraph"/>
+        <w:numPr>
+          <w:ilvl w:val="0"/>
+          <w:numId w:val="2"/>
+        </w:numPr>
+        <w:spacing w:before="40" w:after="80"/>
+      </w:pPr>
+      <w:r>
+        <w:t>ProGuard/R8 obfuscare în build-ul de release, protecție împotriva reverse engineering</w:t>
       </w:r>
     </w:p>
     <w:p>
@@ -7023,20 +7736,19 @@
         <w:spacing w:before="40" w:after="80"/>
       </w:pPr>
       <w:r>
-        <w:t>Rate limiting AI: 50 mesaje/zi + 100k tokens/lună per utilizator + detecție jailbreak și filtrare conținut non-fitness</w:t>
-      </w:r>
-    </w:p>
-    <w:p>
-      <w:pPr>
-        <w:pStyle w:val="ListParagraph"/>
-        <w:numPr>
-          <w:ilvl w:val="0"/>
-          <w:numId w:val="2"/>
-        </w:numPr>
-        <w:spacing w:before="40" w:after="80"/>
-      </w:pPr>
-      <w:r>
-        <w:lastRenderedPageBreak/>
+        <w:t>Rate limiting AI: configurabil prin Remote Config (nu valori fixe) per utilizator + detecție jailbreak și filtrare conținut non-fitness</w:t>
+      </w:r>
+    </w:p>
+    <w:p>
+      <w:pPr>
+        <w:pStyle w:val="ListParagraph"/>
+        <w:numPr>
+          <w:ilvl w:val="0"/>
+          <w:numId w:val="2"/>
+        </w:numPr>
+        <w:spacing w:before="40" w:after="80"/>
+      </w:pPr>
+      <w:r>
         <w:t>Operațiunile domain/data folosesc LiftrixResult&lt;T&gt; pentru modelarea erorilor controlate; aplicația include handling pentru scenarii cunoscute, dar nu se poate garanta absența absolută a oricărei excepții netratate.</w:t>
       </w:r>
     </w:p>
@@ -7105,7 +7817,7 @@
         <w:t xml:space="preserve">Strategie branching: </w:t>
       </w:r>
       <w:r>
-        <w:t>Repository-ul local verificat este pe branch-ul master și are 132 commit-uri. O strategie main / develop / feature/* poate fi prezentată ca proces propus, nu ca stare verificată a repository-ului.  Conventional Commits (feat:, fix:, refactor:), semantic versioning</w:t>
+        <w:t>Repository-ul local verificat este pe branch-ul master și are 149 commit-uri. O strategie main / develop / feature/* poate fi prezentată ca proces propus, nu ca stare verificată a repository-ului. Conventional Commits (feat:, fix:, refactor:), semantic versioning</w:t>
       </w:r>
     </w:p>
     <w:p>
@@ -7132,7 +7844,7 @@
         <w:rPr>
           <w:lang w:val="fr-FR"/>
         </w:rPr>
-        <w:t>132 commit-uri pe parcursul a 11 luni de dezvoltare activă; release candidat InfoEducație 2026</w:t>
+        <w:t>149 de commit-uri pe parcursul a aproximativ 13 luni de dezvoltare activă; versiunea curentă 1.0.1, pregătită pentru faza națională</w:t>
       </w:r>
     </w:p>
     <w:p>
@@ -7157,6 +7869,46 @@
     </w:p>
     <w:p>
       <w:pPr>
+        <w:pStyle w:val="ListParagraph"/>
+        <w:numPr>
+          <w:ilvl w:val="0"/>
+          <w:numId w:val="2"/>
+        </w:numPr>
+        <w:spacing w:before="40" w:after="80"/>
+      </w:pPr>
+      <w:r>
+        <w:rPr>
+          <w:b/>
+          <w:bCs/>
+        </w:rPr>
+        <w:t xml:space="preserve">Istoric commit-uri: </w:t>
+      </w:r>
+      <w:r>
+        <w:t>primul commit: 7 iunie 2025; cel mai recent commit analizat: 18 iulie 2026</w:t>
+      </w:r>
+    </w:p>
+    <w:p>
+      <w:pPr>
+        <w:pStyle w:val="ListParagraph"/>
+        <w:numPr>
+          <w:ilvl w:val="0"/>
+          <w:numId w:val="2"/>
+        </w:numPr>
+        <w:spacing w:before="40" w:after="80"/>
+      </w:pPr>
+      <w:r>
+        <w:rPr>
+          <w:b/>
+          <w:bCs/>
+        </w:rPr>
+        <w:t xml:space="preserve">Tag: </w:t>
+      </w:r>
+      <w:r>
+        <w:t>tag local identificat: Release</w:t>
+      </w:r>
+    </w:p>
+    <w:p>
+      <w:pPr>
         <w:spacing w:after="80"/>
       </w:pPr>
     </w:p>
@@ -7181,7 +7933,7 @@
         <w:spacing w:before="60" w:after="120"/>
       </w:pPr>
       <w:r>
-        <w:t>Aplicația a fost dezvoltată iterativ pe 11 luni, cu etape clare și livrabile verificabile în istoricul commit-urilor:</w:t>
+        <w:t>Aplicația a fost dezvoltată iterativ pe aproximativ 13 luni, cu etape clare și livrabile verificabile în istoricul commit-urilor:</w:t>
       </w:r>
     </w:p>
     <w:p>
@@ -7208,9 +7960,9 @@
       </w:tblPr>
       <w:tblGrid>
         <w:gridCol w:w="301"/>
-        <w:gridCol w:w="1617"/>
-        <w:gridCol w:w="1007"/>
-        <w:gridCol w:w="6821"/>
+        <w:gridCol w:w="1529"/>
+        <w:gridCol w:w="1066"/>
+        <w:gridCol w:w="6850"/>
       </w:tblGrid>
       <w:tr>
         <w:tc>
@@ -7894,7 +8646,7 @@
                 <w:sz w:val="18"/>
                 <w:szCs w:val="18"/>
               </w:rPr>
-              <w:t>Integrare Gemini 2.5 via Firebase AI Logic, suport bilingv, rate limiting (50 mesaje/zi + 100k tokens/lună), filtru fitness-context, detecție abuz</w:t>
+              <w:t>Integrare Gemini 2.5 via Firebase AI Logic, suport bilingv, rate limiting configurabil prin Remote Config, verificări App Check și controlul accesului AI, filtru fitness-context, detecție abuz</w:t>
             </w:r>
           </w:p>
         </w:tc>
@@ -7980,7 +8732,28 @@
                 <w:sz w:val="18"/>
                 <w:szCs w:val="18"/>
               </w:rPr>
-              <w:t>Luna 11</w:t>
+              <w:t xml:space="preserve">Lunile </w:t>
+            </w:r>
+            <w:r>
+              <w:rPr>
+                <w:sz w:val="18"/>
+                <w:szCs w:val="18"/>
+              </w:rPr>
+              <w:t>11</w:t>
+            </w:r>
+            <w:r>
+              <w:rPr>
+                <w:sz w:val="18"/>
+                <w:szCs w:val="18"/>
+              </w:rPr>
+              <w:t>–1</w:t>
+            </w:r>
+            <w:r>
+              <w:rPr>
+                <w:sz w:val="18"/>
+                <w:szCs w:val="18"/>
+              </w:rPr>
+              <w:t>2</w:t>
             </w:r>
           </w:p>
         </w:tc>
@@ -8013,6 +8786,123 @@
         </w:tc>
       </w:tr>
     </w:tbl>
+    <w:p>
+      <w:pPr>
+        <w:spacing w:after="80"/>
+      </w:pPr>
+    </w:p>
+    <w:p>
+      <w:pPr>
+        <w:spacing w:before="60" w:after="120"/>
+      </w:pPr>
+      <w:r>
+        <w:t>Îmbunătățiri realizate după faza județeană:</w:t>
+      </w:r>
+    </w:p>
+    <w:p>
+      <w:pPr>
+        <w:pStyle w:val="ListParagraph"/>
+        <w:numPr>
+          <w:ilvl w:val="0"/>
+          <w:numId w:val="2"/>
+        </w:numPr>
+        <w:spacing w:before="40" w:after="80"/>
+      </w:pPr>
+      <w:r>
+        <w:t>Room v14</w:t>
+      </w:r>
+    </w:p>
+    <w:p>
+      <w:pPr>
+        <w:pStyle w:val="ListParagraph"/>
+        <w:numPr>
+          <w:ilvl w:val="0"/>
+          <w:numId w:val="2"/>
+        </w:numPr>
+        <w:spacing w:before="40" w:after="80"/>
+      </w:pPr>
+      <w:r>
+        <w:t>modularizare extinsă (26 module Gradle)</w:t>
+      </w:r>
+    </w:p>
+    <w:p>
+      <w:pPr>
+        <w:pStyle w:val="ListParagraph"/>
+        <w:numPr>
+          <w:ilvl w:val="0"/>
+          <w:numId w:val="2"/>
+        </w:numPr>
+        <w:spacing w:before="40" w:after="80"/>
+      </w:pPr>
+      <w:r>
+        <w:t>widget-uri Android native</w:t>
+      </w:r>
+    </w:p>
+    <w:p>
+      <w:pPr>
+        <w:pStyle w:val="ListParagraph"/>
+        <w:numPr>
+          <w:ilvl w:val="0"/>
+          <w:numId w:val="2"/>
+        </w:numPr>
+        <w:spacing w:before="40" w:after="80"/>
+      </w:pPr>
+      <w:r>
+        <w:t>constructor AI ghidat</w:t>
+      </w:r>
+    </w:p>
+    <w:p>
+      <w:pPr>
+        <w:pStyle w:val="ListParagraph"/>
+        <w:numPr>
+          <w:ilvl w:val="0"/>
+          <w:numId w:val="2"/>
+        </w:numPr>
+        <w:spacing w:before="40" w:after="80"/>
+      </w:pPr>
+      <w:r>
+        <w:t>prognoză de forță</w:t>
+      </w:r>
+    </w:p>
+    <w:p>
+      <w:pPr>
+        <w:pStyle w:val="ListParagraph"/>
+        <w:numPr>
+          <w:ilvl w:val="0"/>
+          <w:numId w:val="2"/>
+        </w:numPr>
+        <w:spacing w:before="40" w:after="80"/>
+      </w:pPr>
+      <w:r>
+        <w:t>registru AI</w:t>
+      </w:r>
+    </w:p>
+    <w:p>
+      <w:pPr>
+        <w:pStyle w:val="ListParagraph"/>
+        <w:numPr>
+          <w:ilvl w:val="0"/>
+          <w:numId w:val="2"/>
+        </w:numPr>
+        <w:spacing w:before="40" w:after="80"/>
+      </w:pPr>
+      <w:r>
+        <w:t>confidențialitate socială și partajare de șabloane</w:t>
+      </w:r>
+    </w:p>
+    <w:p>
+      <w:pPr>
+        <w:pStyle w:val="ListParagraph"/>
+        <w:numPr>
+          <w:ilvl w:val="0"/>
+          <w:numId w:val="2"/>
+        </w:numPr>
+        <w:spacing w:before="40" w:after="80"/>
+      </w:pPr>
+      <w:r>
+        <w:t>controale App Check și Remote Config</w:t>
+      </w:r>
+    </w:p>
     <w:p>
       <w:pPr>
         <w:spacing w:after="80"/>
@@ -8074,78 +8964,60 @@
       </w:pPr>
       <w:bookmarkStart w:id="27" w:name="_Toc229401200"/>
       <w:r>
+        <w:t>11. Utilizare Reală — Metrici și Feedback</w:t>
+      </w:r>
+      <w:bookmarkEnd w:id="27"/>
+    </w:p>
+    <w:p>
+      <w:pPr>
+        <w:spacing w:before="60" w:after="120"/>
+        <w:rPr>
+          <w:lang w:val="fr-FR"/>
+        </w:rPr>
+      </w:pPr>
+      <w:r>
+        <w:t xml:space="preserve">Aplicația a fost testată în scenarii reale printr-un beta închis, intenționat restrâns la o cohortă din comunitatea sălii pentru a colecta feedback dens înainte de lansarea publică. </w:t>
+      </w:r>
+      <w:r>
+        <w:rPr>
+          <w:lang w:val="fr-FR"/>
+        </w:rPr>
+        <w:t>Datele de mai jos sunt extrase din Firebase Analytics, 11 săptămâni consecutive de monitorizare.</w:t>
+      </w:r>
+    </w:p>
+    <w:p>
+      <w:pPr>
+        <w:spacing w:after="80"/>
+        <w:rPr>
+          <w:lang w:val="fr-FR"/>
+        </w:rPr>
+      </w:pPr>
+    </w:p>
+    <w:p>
+      <w:pPr>
+        <w:pStyle w:val="ListParagraph"/>
+        <w:numPr>
+          <w:ilvl w:val="0"/>
+          <w:numId w:val="2"/>
+        </w:numPr>
+        <w:spacing w:before="40" w:after="80"/>
+      </w:pPr>
+      <w:r>
         <w:lastRenderedPageBreak/>
-        <w:t>11. Utilizare Reală — Metrici și Feedback</w:t>
-      </w:r>
-      <w:bookmarkEnd w:id="27"/>
-    </w:p>
-    <w:p>
-      <w:pPr>
-        <w:spacing w:before="60" w:after="120"/>
-        <w:rPr>
-          <w:lang w:val="fr-FR"/>
-        </w:rPr>
-      </w:pPr>
-      <w:r>
-        <w:t xml:space="preserve">Aplicația a fost testată în scenarii reale printr-un beta închis, intenționat restrâns la o cohortă din comunitatea sălii pentru a colecta feedback dens înainte de lansarea publică. </w:t>
-      </w:r>
-      <w:r>
-        <w:rPr>
-          <w:lang w:val="fr-FR"/>
-        </w:rPr>
-        <w:t>Datele de mai jos sunt extrase din Firebase Analytics</w:t>
-      </w:r>
-      <w:r>
-        <w:rPr>
-          <w:lang w:val="fr-FR"/>
-        </w:rPr>
-        <w:t>,</w:t>
-      </w:r>
-      <w:r>
-        <w:rPr>
-          <w:lang w:val="fr-FR"/>
-        </w:rPr>
-        <w:t xml:space="preserve"> 11 săptămâni consecutive de monitorizare.</w:t>
-      </w:r>
-    </w:p>
-    <w:p>
-      <w:pPr>
-        <w:spacing w:after="80"/>
-        <w:rPr>
-          <w:lang w:val="fr-FR"/>
-        </w:rPr>
-      </w:pPr>
-    </w:p>
-    <w:p>
-      <w:pPr>
-        <w:pStyle w:val="ListParagraph"/>
-        <w:numPr>
-          <w:ilvl w:val="0"/>
-          <w:numId w:val="2"/>
-        </w:numPr>
-        <w:spacing w:before="40" w:after="80"/>
-      </w:pPr>
-      <w:r>
-        <w:t>Firebase Analytics: engagement mediu per utilizator activ de 28m 34s și 6,6 sesiuni engaged per utilizator activ</w:t>
-      </w:r>
-    </w:p>
-    <w:p>
-      <w:pPr>
-        <w:pStyle w:val="ListParagraph"/>
-        <w:numPr>
-          <w:ilvl w:val="0"/>
-          <w:numId w:val="2"/>
-        </w:numPr>
-        <w:spacing w:before="40" w:after="80"/>
-      </w:pPr>
-      <w:r>
-        <w:t>Activitate săptămânală vizibilă pe mai multe versiuni, cu vârf de aproximativ 9 utilizatori activi în săptămâna 26 aprilie și 4 utilizatori activi în săptămâna 10 mai. Aplicația a rulat exclusiv în beta închis</w:t>
-      </w:r>
-      <w:r>
-        <w:t>,</w:t>
-      </w:r>
-      <w:r>
-        <w:t xml:space="preserve"> nu a fost distribuită public.</w:t>
+        <w:t>Firebase Analytics: 28m 34s reprezintă timpul mediu de interacțiune per utilizator activ, iar 6,6 sesiuni engaged per utilizator activ; datele provin din perioada aprilie–mai 2026 și reprezintă activitatea din beta închis</w:t>
+      </w:r>
+    </w:p>
+    <w:p>
+      <w:pPr>
+        <w:pStyle w:val="ListParagraph"/>
+        <w:numPr>
+          <w:ilvl w:val="0"/>
+          <w:numId w:val="2"/>
+        </w:numPr>
+        <w:spacing w:before="40" w:after="80"/>
+      </w:pPr>
+      <w:r>
+        <w:t>Activitate săptămânală vizibilă pe mai multe versiuni, cu vârf de aproximativ 9 utilizatori activi în săptămâna 26 aprilie și 4 utilizatori activi în săptămâna 10 mai. Aplicația a rulat exclusiv în beta închis, nu a fost distribuită public.</w:t>
       </w:r>
     </w:p>
     <w:p>
@@ -8435,7 +9307,6 @@
                 <w:szCs w:val="21"/>
                 <w:lang w:val="fr-FR"/>
               </w:rPr>
-              <w:lastRenderedPageBreak/>
               <w:t xml:space="preserve">"Eu și un prieten folosim funcția de gym buddy cu QR. Ne urmărim antrenamentele reciproc și a devenit un fel de competiție sănătoasă. </w:t>
             </w:r>
             <w:r>
@@ -8487,6 +9358,7 @@
       </w:pPr>
       <w:bookmarkStart w:id="30" w:name="_Toc229401203"/>
       <w:r>
+        <w:lastRenderedPageBreak/>
         <w:t>Termen scurt (3–6 luni)</w:t>
       </w:r>
       <w:bookmarkEnd w:id="30"/>
@@ -8501,32 +9373,6 @@
         <w:spacing w:before="40" w:after="80"/>
       </w:pPr>
       <w:r>
-        <w:t>Export date în format CSV/PDF pentru utilizatorii avansați</w:t>
-      </w:r>
-    </w:p>
-    <w:p>
-      <w:pPr>
-        <w:pStyle w:val="ListParagraph"/>
-        <w:numPr>
-          <w:ilvl w:val="0"/>
-          <w:numId w:val="2"/>
-        </w:numPr>
-        <w:spacing w:before="40" w:after="80"/>
-      </w:pPr>
-      <w:r>
-        <w:t>Widget-uri Android home screen cu statistici zilnice</w:t>
-      </w:r>
-    </w:p>
-    <w:p>
-      <w:pPr>
-        <w:pStyle w:val="ListParagraph"/>
-        <w:numPr>
-          <w:ilvl w:val="0"/>
-          <w:numId w:val="2"/>
-        </w:numPr>
-        <w:spacing w:before="40" w:after="80"/>
-      </w:pPr>
-      <w:r>
         <w:t>Suport WearOS pentru înregistrare seturi hands-free</w:t>
       </w:r>
     </w:p>
@@ -8545,15 +9391,19 @@
     </w:p>
     <w:p>
       <w:pPr>
-        <w:pStyle w:val="ListParagraph"/>
-        <w:numPr>
-          <w:ilvl w:val="0"/>
-          <w:numId w:val="2"/>
-        </w:numPr>
-        <w:spacing w:before="40" w:after="80"/>
-      </w:pPr>
-      <w:r>
-        <w:t>Există configurație pentru certificate pinning și App Check Play Integrity în release; acoperirea tuturor conexiunilor Firebase trebuie validată înainte de a fi declarată complet activă în producție.</w:t>
+        <w:spacing w:after="80"/>
+      </w:pPr>
+    </w:p>
+    <w:p>
+      <w:pPr>
+        <w:spacing w:before="60" w:after="120"/>
+      </w:pPr>
+      <w:r>
+        <w:rPr>
+          <w:i/>
+          <w:iCs/>
+        </w:rPr>
+        <w:t>Funcționalitate parțială: exportul de date CSV/PDF există în cod, dar nu toate fluxurile de generare PDF sunt finalizate.</w:t>
       </w:r>
     </w:p>
     <w:p>
@@ -8738,6 +9588,45 @@
     </w:p>
     <w:p>
       <w:pPr>
+        <w:pStyle w:val="ListParagraph"/>
+        <w:numPr>
+          <w:ilvl w:val="0"/>
+          <w:numId w:val="2"/>
+        </w:numPr>
+        <w:spacing w:before="40" w:after="80"/>
+      </w:pPr>
+      <w:r>
+        <w:t>Glance, CameraX, DataStore, AndroidX Credentials — Android Jetpack (Google, Apache 2.0)</w:t>
+      </w:r>
+    </w:p>
+    <w:p>
+      <w:pPr>
+        <w:pStyle w:val="ListParagraph"/>
+        <w:numPr>
+          <w:ilvl w:val="0"/>
+          <w:numId w:val="2"/>
+        </w:numPr>
+        <w:spacing w:before="40" w:after="80"/>
+      </w:pPr>
+      <w:r>
+        <w:t>Vico — biblioteci de charting pentru Compose (Apache 2.0) · Lottie — animații (Airbnb, Apache 2.0)</w:t>
+      </w:r>
+    </w:p>
+    <w:p>
+      <w:pPr>
+        <w:pStyle w:val="ListParagraph"/>
+        <w:numPr>
+          <w:ilvl w:val="0"/>
+          <w:numId w:val="2"/>
+        </w:numPr>
+        <w:spacing w:before="40" w:after="80"/>
+      </w:pPr>
+      <w:r>
+        <w:t>SQLCipher — criptare SQLite (Zetetic, BSD-style) · Google ID — autentificare Google (Google, Apache 2.0)</w:t>
+      </w:r>
+    </w:p>
+    <w:p>
+      <w:pPr>
         <w:spacing w:after="80"/>
         <w:rPr>
           <w:lang w:val="fr-FR"/>
@@ -8808,7 +9697,6 @@
         <w:rPr>
           <w:lang w:val="fr-FR"/>
         </w:rPr>
-        <w:lastRenderedPageBreak/>
         <w:t xml:space="preserve">Utilizare AI </w:t>
       </w:r>
       <w:bookmarkEnd w:id="35"/>
@@ -8861,6 +9749,7 @@
           <w:b/>
           <w:bCs/>
         </w:rPr>
+        <w:lastRenderedPageBreak/>
         <w:t xml:space="preserve">Asistență la cod: </w:t>
       </w:r>
       <w:r>
@@ -8957,7 +9846,7 @@
       </w:tblPr>
       <w:tblGrid>
         <w:gridCol w:w="1151"/>
-        <w:gridCol w:w="9200"/>
+        <w:gridCol w:w="9084"/>
       </w:tblGrid>
       <w:tr>
         <w:tc>
@@ -9213,125 +10102,6 @@
           </w:p>
         </w:tc>
       </w:tr>
-      <w:tr>
-        <w:tc>
-          <w:tcPr>
-            <w:tcW w:w="0" w:type="auto"/>
-            <w:tcBorders>
-              <w:top w:val="single" w:sz="4" w:space="0" w:color="CCCCCC"/>
-              <w:left w:val="single" w:sz="4" w:space="0" w:color="CCCCCC"/>
-              <w:bottom w:val="single" w:sz="4" w:space="0" w:color="CCCCCC"/>
-              <w:right w:val="single" w:sz="4" w:space="0" w:color="CCCCCC"/>
-            </w:tcBorders>
-            <w:shd w:val="clear" w:color="auto" w:fill="F5F5F5"/>
-            <w:tcMar>
-              <w:top w:w="60" w:type="dxa"/>
-              <w:left w:w="100" w:type="dxa"/>
-              <w:bottom w:w="60" w:type="dxa"/>
-              <w:right w:w="100" w:type="dxa"/>
-            </w:tcMar>
-          </w:tcPr>
-          <w:p>
-            <w:r>
-              <w:rPr>
-                <w:b/>
-                <w:bCs/>
-                <w:sz w:val="18"/>
-                <w:szCs w:val="18"/>
-              </w:rPr>
-              <w:t>Google Cloud Console</w:t>
-            </w:r>
-          </w:p>
-        </w:tc>
-        <w:tc>
-          <w:tcPr>
-            <w:tcW w:w="0" w:type="auto"/>
-            <w:tcBorders>
-              <w:top w:val="single" w:sz="4" w:space="0" w:color="CCCCCC"/>
-              <w:left w:val="single" w:sz="4" w:space="0" w:color="CCCCCC"/>
-              <w:bottom w:val="single" w:sz="4" w:space="0" w:color="CCCCCC"/>
-              <w:right w:val="single" w:sz="4" w:space="0" w:color="CCCCCC"/>
-            </w:tcBorders>
-            <w:shd w:val="clear" w:color="auto" w:fill="F5F5F5"/>
-            <w:tcMar>
-              <w:top w:w="60" w:type="dxa"/>
-              <w:left w:w="100" w:type="dxa"/>
-              <w:bottom w:w="60" w:type="dxa"/>
-              <w:right w:w="100" w:type="dxa"/>
-            </w:tcMar>
-          </w:tcPr>
-          <w:p>
-            <w:r>
-              <w:rPr>
-                <w:noProof/>
-              </w:rPr>
-              <w:drawing>
-                <wp:anchor distT="0" distB="0" distL="114300" distR="114300" simplePos="0" relativeHeight="251667456" behindDoc="1" locked="0" layoutInCell="1" allowOverlap="1" wp14:anchorId="29F362E8" wp14:editId="1104D423">
-                  <wp:simplePos x="0" y="0"/>
-                  <wp:positionH relativeFrom="column">
-                    <wp:posOffset>-60325</wp:posOffset>
-                  </wp:positionH>
-                  <wp:positionV relativeFrom="paragraph">
-                    <wp:posOffset>2540</wp:posOffset>
-                  </wp:positionV>
-                  <wp:extent cx="5707380" cy="2575560"/>
-                  <wp:effectExtent l="0" t="0" r="7620" b="0"/>
-                  <wp:wrapTight wrapText="bothSides">
-                    <wp:wrapPolygon edited="0">
-                      <wp:start x="0" y="0"/>
-                      <wp:lineTo x="0" y="21408"/>
-                      <wp:lineTo x="21557" y="21408"/>
-                      <wp:lineTo x="21557" y="0"/>
-                      <wp:lineTo x="0" y="0"/>
-                    </wp:wrapPolygon>
-                  </wp:wrapTight>
-                  <wp:docPr id="1846450698" name="Picture 15" descr="A graph showing a line of a graph  AI-generated content may be incorrect."/>
-                  <wp:cNvGraphicFramePr>
-                    <a:graphicFrameLocks xmlns:a="http://schemas.openxmlformats.org/drawingml/2006/main" noChangeAspect="1"/>
-                  </wp:cNvGraphicFramePr>
-                  <a:graphic xmlns:a="http://schemas.openxmlformats.org/drawingml/2006/main">
-                    <a:graphicData uri="http://schemas.openxmlformats.org/drawingml/2006/picture">
-                      <pic:pic xmlns:pic="http://schemas.openxmlformats.org/drawingml/2006/picture">
-                        <pic:nvPicPr>
-                          <pic:cNvPr id="1846450698" name="Picture 15" descr="A graph showing a line of a graph  AI-generated content may be incorrect."/>
-                          <pic:cNvPicPr/>
-                        </pic:nvPicPr>
-                        <pic:blipFill>
-                          <a:blip r:embed="rId16">
-                            <a:extLst>
-                              <a:ext uri="{28A0092B-C50C-407E-A947-70E740481C1C}">
-                                <a14:useLocalDpi xmlns:a14="http://schemas.microsoft.com/office/drawing/2010/main" val="0"/>
-                              </a:ext>
-                            </a:extLst>
-                          </a:blip>
-                          <a:stretch>
-                            <a:fillRect/>
-                          </a:stretch>
-                        </pic:blipFill>
-                        <pic:spPr>
-                          <a:xfrm>
-                            <a:off x="0" y="0"/>
-                            <a:ext cx="5707380" cy="2575560"/>
-                          </a:xfrm>
-                          <a:prstGeom prst="rect">
-                            <a:avLst/>
-                          </a:prstGeom>
-                        </pic:spPr>
-                      </pic:pic>
-                    </a:graphicData>
-                  </a:graphic>
-                  <wp14:sizeRelH relativeFrom="margin">
-                    <wp14:pctWidth>0</wp14:pctWidth>
-                  </wp14:sizeRelH>
-                  <wp14:sizeRelV relativeFrom="margin">
-                    <wp14:pctHeight>0</wp14:pctHeight>
-                  </wp14:sizeRelV>
-                </wp:anchor>
-              </w:drawing>
-            </w:r>
-          </w:p>
-        </w:tc>
-      </w:tr>
     </w:tbl>
     <w:p>
       <w:pPr>
@@ -9358,12 +10128,12 @@
           <w:sz w:val="18"/>
           <w:szCs w:val="18"/>
         </w:rPr>
-        <w:t>Toate drepturile rezervate  |  Jianu Valentin · Colegiul Național Militar Tudor Vladimirescu · Clasa a XII-a · Prof. Adriana Câlinou</w:t>
+        <w:t>Codul publicat în repository este licențiat MIT. Numele și identitatea vizuală Liftrix aparțin autorului.  |  Jianu Valentin · Colegiul Național Militar Tudor Vladimirescu · Clasa a XII-a · Prof. Adriana Câlinoiu</w:t>
       </w:r>
     </w:p>
     <w:sectPr>
-      <w:headerReference w:type="default" r:id="rId17"/>
-      <w:footerReference w:type="default" r:id="rId18"/>
+      <w:headerReference w:type="default" r:id="rId16"/>
+      <w:footerReference w:type="default" r:id="rId17"/>
       <w:pgSz w:w="11906" w:h="16838"/>
       <w:pgMar w:top="1080" w:right="1080" w:bottom="1080" w:left="1080" w:header="708" w:footer="708" w:gutter="0"/>
       <w:cols w:space="720"/>
@@ -9408,7 +10178,7 @@
         <w:sz w:val="16"/>
         <w:szCs w:val="16"/>
       </w:rPr>
-      <w:t xml:space="preserve">Jianu Valentin · Colegiul Național Militar Tudor Vladimirescu · Clasa a XII-a · Prof. Adriana Câlinou   </w:t>
+      <w:t xml:space="preserve">Jianu Valentin · Colegiul Național Militar Tudor Vladimirescu · Clasa a XII-a · Prof. Adriana Câlinoiu   </w:t>
     </w:r>
     <w:r>
       <w:rPr>
